--- a/writing/pathway_heat_interpretation_notes.docx
+++ b/writing/pathway_heat_interpretation_notes.docx
@@ -269,7 +269,6 @@
         </w:numPr>
       </w:pPr>
       <w:r>
-        <w:lastRenderedPageBreak/>
         <w:t xml:space="preserve">Evidence for damage to intestinal barrier was </w:t>
       </w:r>
       <w:r>
@@ -303,7 +302,11 @@
         <w:fldChar w:fldCharType="end"/>
       </w:r>
       <w:r>
-        <w:t xml:space="preserve"> heat stress changes the gut-immune landscape and barrier function, disruption of the intestinal barrier due to heat stress triggers immune cell infiltration of the gut, activates immune signaling pathways, and induces antioxidant defenses probably to try to maintain homeostasis between the host immune system and gut microbiome</w:t>
+        <w:t xml:space="preserve"> heat stress changes the gut-immune landscape and barrier function, disruption of the intestinal barrier due to heat stress triggers immune cell infiltration of the gut, activates immune signaling pathways, and induces </w:t>
+      </w:r>
+      <w:r>
+        <w:lastRenderedPageBreak/>
+        <w:t>antioxidant defenses probably to try to maintain homeostasis between the host immune system and gut microbiome</w:t>
       </w:r>
     </w:p>
     <w:p>
@@ -707,7 +710,6 @@
         </w:numPr>
       </w:pPr>
       <w:r>
-        <w:lastRenderedPageBreak/>
         <w:fldChar w:fldCharType="begin"/>
       </w:r>
       <w:r>
@@ -818,7 +820,11 @@
         <w:t xml:space="preserve"> </w:t>
       </w:r>
       <w:r>
-        <w:t>linked active microbial taxa to altered metabolic functions, suggesting that taxonomic changes directly affect the gut’s metabolic and immunological environment, potentially contributing to intestinal and liver dysfunction in hens</w:t>
+        <w:t xml:space="preserve">linked active microbial taxa to altered metabolic functions, suggesting that taxonomic changes directly affect the gut’s metabolic and </w:t>
+      </w:r>
+      <w:r>
+        <w:lastRenderedPageBreak/>
+        <w:t>immunological environment, potentially contributing to intestinal and liver dysfunction in hens</w:t>
       </w:r>
     </w:p>
     <w:p>
@@ -1006,7 +1012,6 @@
           <w:sz w:val="28"/>
           <w:szCs w:val="28"/>
         </w:rPr>
-        <w:lastRenderedPageBreak/>
         <w:t xml:space="preserve">Potential hypotheses and predictions (generated by chat </w:t>
       </w:r>
       <w:proofErr w:type="spellStart"/>
@@ -1109,6 +1114,7 @@
         </w:numPr>
       </w:pPr>
       <w:r>
+        <w:lastRenderedPageBreak/>
         <w:t>Hypothesis: Heat stress alters microbial functions that modulate mucosal immune tone, leading to increased inflammatory signaling.</w:t>
       </w:r>
     </w:p>
@@ -1234,7 +1240,6 @@
         </w:numPr>
       </w:pPr>
       <w:r>
-        <w:lastRenderedPageBreak/>
         <w:t>↑ Iron-scavenging (e.g., siderophore biosynthesis) and heme metabolism, which may be microbial responses to redox stress or iron limitation.</w:t>
       </w:r>
     </w:p>
@@ -1337,6 +1342,7 @@
         </w:numPr>
       </w:pPr>
       <w:r>
+        <w:lastRenderedPageBreak/>
         <w:t>↓ Pathways for bile acid deconjugation or sterol metabolism, indicating altered host–microbiome signaling via lipid messengers.</w:t>
       </w:r>
     </w:p>
@@ -1691,6 +1697,7 @@
         </w:numPr>
       </w:pPr>
       <w:r>
+        <w:lastRenderedPageBreak/>
         <w:t>Decline in breakdown of immunomodulatory MUFAs (like oleate) may disrupt host-microbe crosstalk.</w:t>
       </w:r>
     </w:p>
@@ -1804,7 +1811,6 @@
         </w:numPr>
       </w:pPr>
       <w:r>
-        <w:lastRenderedPageBreak/>
         <w:t>This pathway may generate SCFAs and support immunomodulation; suppression limits microbial buffering</w:t>
       </w:r>
     </w:p>
@@ -1817,6 +1823,9 @@
         </w:numPr>
       </w:pPr>
       <w:r>
+        <w:t xml:space="preserve"> (GETTING RID OF THIS GROUP, DOESN’T MAKE SENSE BC THESE ARE PART OF SPECIFIC MICROBE GROUPS) </w:t>
+      </w:r>
+      <w:r>
         <w:t>Suppressed</w:t>
       </w:r>
       <w:r>
@@ -1873,6 +1882,9 @@
       </w:pPr>
       <w:r>
         <w:t>enterobacterial common antigen biosynthesis</w:t>
+      </w:r>
+      <w:r>
+        <w:t xml:space="preserve"> (getting rid of this) </w:t>
       </w:r>
     </w:p>
     <w:p>
@@ -2015,6 +2027,7 @@
         </w:numPr>
       </w:pPr>
       <w:r>
+        <w:lastRenderedPageBreak/>
         <w:t>Decline in redox buffering</w:t>
       </w:r>
       <w:r>
@@ -2213,8 +2226,234 @@
         </w:numPr>
       </w:pPr>
       <w:r>
+        <w:t>B6 is a cofactor in amino acid and redox metabolism; its loss may impair microbial stress response.</w:t>
+      </w:r>
+    </w:p>
+    <w:p>
+      <w:pPr>
+        <w:pStyle w:val="ListParagraph"/>
+        <w:numPr>
+          <w:ilvl w:val="4"/>
+          <w:numId w:val="7"/>
+        </w:numPr>
+      </w:pPr>
+      <w:proofErr w:type="spellStart"/>
+      <w:r>
+        <w:t>adenosylcobalamin</w:t>
+      </w:r>
+      <w:proofErr w:type="spellEnd"/>
+      <w:r>
+        <w:t xml:space="preserve"> salvage</w:t>
+      </w:r>
+      <w:r>
+        <w:t xml:space="preserve"> </w:t>
+      </w:r>
+    </w:p>
+    <w:p>
+      <w:pPr>
+        <w:pStyle w:val="ListParagraph"/>
+        <w:numPr>
+          <w:ilvl w:val="5"/>
+          <w:numId w:val="7"/>
+        </w:numPr>
+      </w:pPr>
+      <w:r>
+        <w:t>Vitamin b12 Important for DNA synthesis and epithelial renewal; decline may limit regenerative capacity</w:t>
+      </w:r>
+    </w:p>
+    <w:p>
+      <w:pPr>
+        <w:pStyle w:val="ListParagraph"/>
+        <w:numPr>
+          <w:ilvl w:val="4"/>
+          <w:numId w:val="7"/>
+        </w:numPr>
+      </w:pPr>
+      <w:proofErr w:type="spellStart"/>
+      <w:r>
+        <w:t>superpathway</w:t>
+      </w:r>
+      <w:proofErr w:type="spellEnd"/>
+      <w:r>
+        <w:t xml:space="preserve"> of </w:t>
+      </w:r>
+      <w:proofErr w:type="spellStart"/>
+      <w:r>
+        <w:t>adenosylcobalamin</w:t>
+      </w:r>
+      <w:proofErr w:type="spellEnd"/>
+      <w:r>
+        <w:t xml:space="preserve"> salvage from </w:t>
+      </w:r>
+      <w:proofErr w:type="spellStart"/>
+      <w:r>
+        <w:t>cobinamide</w:t>
+      </w:r>
+      <w:proofErr w:type="spellEnd"/>
+      <w:r>
+        <w:t xml:space="preserve"> I</w:t>
+      </w:r>
+      <w:r>
+        <w:t xml:space="preserve">I </w:t>
+      </w:r>
+    </w:p>
+    <w:p>
+      <w:pPr>
+        <w:pStyle w:val="ListParagraph"/>
+        <w:numPr>
+          <w:ilvl w:val="5"/>
+          <w:numId w:val="7"/>
+        </w:numPr>
+      </w:pPr>
+      <w:r>
+        <w:t>Vitamin B12 is a cofactor in methylation/redox; decline may reduce microbial and host redox homeostasis.</w:t>
+      </w:r>
+    </w:p>
+    <w:p>
+      <w:pPr>
+        <w:pStyle w:val="ListParagraph"/>
+        <w:numPr>
+          <w:ilvl w:val="3"/>
+          <w:numId w:val="7"/>
+        </w:numPr>
+      </w:pPr>
+      <w:r>
+        <w:t>Reduced amino acid biosynthesis</w:t>
+      </w:r>
+      <w:r>
+        <w:t xml:space="preserve"> </w:t>
+      </w:r>
+      <w:r>
+        <w:fldChar w:fldCharType="begin"/>
+      </w:r>
+      <w:r>
+        <w:instrText xml:space="preserve"> ADDIN ZOTERO_ITEM CSL_CITATION {"citationID":"jnSMRRgI","properties":{"formattedCitation":"(Lu, 2013)","plainCitation":"(Lu, 2013)","noteIndex":0},"citationItems":[{"id":3229,"uris":["http://zotero.org/users/13901503/items/98ARRTVI"],"itemData":{"id":3229,"type":"article-journal","abstract":"Background\nGlutathione (GSH) is present in all mammalian tissues as the most abundant non-protein thiol that defends against oxidative stress. GSH is also a key determinant of redox signaling, vital in detoxification of xenobiotics, and regulates cell proliferation, apoptosis, immune function, and fibrogenesis. Biosynthesis of GSH occurs in the cytosol in a tightly regulated manner. Key determinants of GSH synthesis are the availability of the sulfur amino acid precursor, cysteine, and the activity of the rate-limiting enzyme, glutamate cysteine ligase (GCL), which is composed of a catalytic (GCLC) and a modifier (GCLM) subunit. The second enzyme of GSH synthesis is GSH synthetase (GS).\nScope of review\nThis review summarizes key functions of GSH and focuses on factors that regulate the biosynthesis of GSH, including pathological conditions where GSH synthesis is dysregulated.\nMajor conclusions\nGCL subunits and GS are regulated at multiple levels and often in a coordinated manner. Key transcription factors that regulate the expression of these genes include NF-E2 related factor 2 (Nrf2) via the antioxidant response element (ARE), AP-1, and nuclear factor kappa B (NFκB). There is increasing evidence that dysregulation of GSH synthesis contributes to the pathogenesis of many pathological conditions. These include diabetes mellitus, pulmonary and liver fibrosis, alcoholic liver disease, cholestatic liver injury, endotoxemia and drug-resistant tumor cells.\nGeneral significance\nGSH is a key antioxidant that also modulates diverse cellular processes. A better understanding of how its synthesis is regulated and dysregulated in disease states may lead to improvement in the treatment of these disorders. This article is part of a Special Issue entitled Cellular functions of glutathione.","collection-title":"Cellular functions of glutathione","container-title":"Biochimica et Biophysica Acta (BBA) - General Subjects","DOI":"10.1016/j.bbagen.2012.09.008","ISSN":"0304-4165","issue":"5","journalAbbreviation":"Biochimica et Biophysica Acta (BBA) - General Subjects","page":"3143-3153","source":"ScienceDirect","title":"Glutathione synthesis","volume":"1830","author":[{"family":"Lu","given":"Shelly C."}],"issued":{"date-parts":[["2013",5,1]]}}}],"schema":"https://github.com/citation-style-language/schema/raw/master/csl-citation.json"} </w:instrText>
+      </w:r>
+      <w:r>
+        <w:fldChar w:fldCharType="separate"/>
+      </w:r>
+      <w:r>
+        <w:rPr>
+          <w:noProof/>
+        </w:rPr>
+        <w:t>(Lu, 2013)</w:t>
+      </w:r>
+      <w:r>
+        <w:fldChar w:fldCharType="end"/>
+      </w:r>
+    </w:p>
+    <w:p>
+      <w:pPr>
+        <w:pStyle w:val="ListParagraph"/>
+        <w:numPr>
+          <w:ilvl w:val="4"/>
+          <w:numId w:val="7"/>
+        </w:numPr>
+      </w:pPr>
+      <w:proofErr w:type="spellStart"/>
+      <w:r>
+        <w:t>superpathway</w:t>
+      </w:r>
+      <w:proofErr w:type="spellEnd"/>
+      <w:r>
+        <w:t xml:space="preserve"> of sulfur amino acid biosynthesis</w:t>
+      </w:r>
+    </w:p>
+    <w:p>
+      <w:pPr>
+        <w:pStyle w:val="ListParagraph"/>
+        <w:numPr>
+          <w:ilvl w:val="5"/>
+          <w:numId w:val="7"/>
+        </w:numPr>
+      </w:pPr>
+      <w:r>
+        <w:t xml:space="preserve">Methionine and cysteine are precursors to glutathione; </w:t>
+      </w:r>
+      <w:r>
+        <w:t>primary antioxidant in microbial and host cells</w:t>
+      </w:r>
+    </w:p>
+    <w:p>
+      <w:pPr>
+        <w:pStyle w:val="ListParagraph"/>
+        <w:numPr>
+          <w:ilvl w:val="3"/>
+          <w:numId w:val="7"/>
+        </w:numPr>
+      </w:pPr>
+      <w:r>
+        <w:t>Reduced aromatic detoxification</w:t>
+      </w:r>
+      <w:r>
+        <w:t xml:space="preserve"> </w:t>
+      </w:r>
+      <w:r>
+        <w:fldChar w:fldCharType="begin"/>
+      </w:r>
+      <w:r>
+        <w:instrText xml:space="preserve"> ADDIN ZOTERO_ITEM CSL_CITATION {"citationID":"NYn5hlGE","properties":{"formattedCitation":"(Kalapos, 1999)","plainCitation":"(Kalapos, 1999)","noteIndex":0},"citationItems":[{"id":3232,"uris":["http://zotero.org/users/13901503/items/SDBLCJVJ"],"itemData":{"id":3232,"type":"article-journal","abstract":"Despite the growing interest towards methylglyoxal and glyoxalases their real role in metabolic network is still obscure. In the light of developments several reviews have been published in this field mainly dealing with only a narrow segment of this research area. In this article a trial is made to present a comprehensive overview of methylglyoxal research, extending discussion from chemistry to biological implications by reviewing some important characteristics of methylglyoxal metabolism and toxicity in a wide variety of species, and emphasizing the action of methylglyoxal on energy production, free radical generation and cell killing. Special attention is paid to the discussion of α-oxoaldehyde production in the environment as a potential risk factor and to the possible role of this α-dicarbonyl in diseases. Concerning the interaction of methylglyoxal with biological macromolecules (DNA, RNA, proteins) an earlier review (Kalapos, Toxicology Letters, 73, 1994, 3–24) means a supplementation to this paper, thus hoping the avoidance of unnecessary bombast. The paper arrives at the conclusion that since the early stage of evolution the function of methylglyoxalase pathway has been related to carbohydrate metabolism, but its significance has been changed over the thousands of years. Namely, at the beginning of evolution methylglyoxalase path was essential for the reductive citric acid cycle as an anaplerotic route, while in the extant metabolism it concerns with the detoxification of methylglyoxal and plays some regulatory role in triose-phosphate household. As there is a tight junction between methylglyoxal and carbohydrate metabolism its pathological role in the events of the development of diabetic complications emerges in a natural manner and further progress is hoped in this field. In contrast, significant advancement cannot be expected in relation to cancer research","container-title":"Toxicology Letters","DOI":"10.1016/S0378-4274(99)00160-5","ISSN":"0378-4274","issue":"3","journalAbbreviation":"Toxicology Letters","page":"145-175","source":"ScienceDirect","title":"Methylglyoxal in living organisms: Chemistry, biochemistry, toxicology and biological implications","title-short":"Methylglyoxal in living organisms","volume":"110","author":[{"family":"Kalapos","given":"Miklós Péter"}],"issued":{"date-parts":[["1999",11,22]]}}}],"schema":"https://github.com/citation-style-language/schema/raw/master/csl-citation.json"} </w:instrText>
+      </w:r>
+      <w:r>
+        <w:fldChar w:fldCharType="separate"/>
+      </w:r>
+      <w:r>
+        <w:rPr>
+          <w:noProof/>
+        </w:rPr>
+        <w:t>(Kalapos, 1999)</w:t>
+      </w:r>
+      <w:r>
+        <w:fldChar w:fldCharType="end"/>
+      </w:r>
+    </w:p>
+    <w:p>
+      <w:pPr>
+        <w:pStyle w:val="ListParagraph"/>
+        <w:numPr>
+          <w:ilvl w:val="4"/>
+          <w:numId w:val="7"/>
+        </w:numPr>
+      </w:pPr>
+      <w:r>
+        <w:t>catechol degradation to β-ketoadipate</w:t>
+      </w:r>
+    </w:p>
+    <w:p>
+      <w:pPr>
+        <w:pStyle w:val="ListParagraph"/>
+        <w:numPr>
+          <w:ilvl w:val="5"/>
+          <w:numId w:val="7"/>
+        </w:numPr>
+      </w:pPr>
+      <w:r>
+        <w:t>Involves oxidative cleavage of aromatic rings by dioxygenases; decline may reduce redox turnover of phenolic compounds</w:t>
+      </w:r>
+    </w:p>
+    <w:p>
+      <w:pPr>
+        <w:pStyle w:val="ListParagraph"/>
+        <w:numPr>
+          <w:ilvl w:val="4"/>
+          <w:numId w:val="7"/>
+        </w:numPr>
+      </w:pPr>
+      <w:r>
+        <w:t>catechol degradation III (ortho-cleavage pathway)</w:t>
+      </w:r>
+    </w:p>
+    <w:p>
+      <w:pPr>
+        <w:pStyle w:val="ListParagraph"/>
+        <w:numPr>
+          <w:ilvl w:val="5"/>
+          <w:numId w:val="7"/>
+        </w:numPr>
+      </w:pPr>
+      <w:r>
         <w:lastRenderedPageBreak/>
-        <w:t>B6 is a cofactor in amino acid and redox metabolism; its loss may impair microbial stress response.</w:t>
+        <w:t>Same redox-active function as above, indicating impaired aromatic detoxification.</w:t>
       </w:r>
     </w:p>
     <w:p>
@@ -2225,16 +2464,49 @@
           <w:numId w:val="7"/>
         </w:numPr>
       </w:pPr>
+      <w:r>
+        <w:t>aromatic compounds degradation via β-ketoadipate</w:t>
+      </w:r>
+    </w:p>
+    <w:p>
+      <w:pPr>
+        <w:pStyle w:val="ListParagraph"/>
+        <w:numPr>
+          <w:ilvl w:val="5"/>
+          <w:numId w:val="7"/>
+        </w:numPr>
+      </w:pPr>
+      <w:r>
+        <w:t>Methylglyoxal is a toxic aldehyde; its degradation reduces oxidative stress — downregulation suggests vulnerability.</w:t>
+      </w:r>
+    </w:p>
+    <w:p>
+      <w:pPr>
+        <w:pStyle w:val="ListParagraph"/>
+        <w:numPr>
+          <w:ilvl w:val="3"/>
+          <w:numId w:val="7"/>
+        </w:numPr>
+      </w:pPr>
+      <w:r>
+        <w:t>Impaired respiratory redox cycling</w:t>
+      </w:r>
+    </w:p>
+    <w:p>
+      <w:pPr>
+        <w:pStyle w:val="ListParagraph"/>
+        <w:numPr>
+          <w:ilvl w:val="4"/>
+          <w:numId w:val="7"/>
+        </w:numPr>
+      </w:pPr>
       <w:proofErr w:type="spellStart"/>
       <w:r>
-        <w:t>adenosylcobalamin</w:t>
+        <w:t>menaquinol</w:t>
       </w:r>
       <w:proofErr w:type="spellEnd"/>
       <w:r>
-        <w:t xml:space="preserve"> salvage</w:t>
-      </w:r>
-      <w:r>
-        <w:t xml:space="preserve"> </w:t>
+        <w:t>/ubiquinol biosynthesis</w:t>
       </w:r>
     </w:p>
     <w:p>
@@ -2246,320 +2518,51 @@
         </w:numPr>
       </w:pPr>
       <w:r>
-        <w:t>Vitamin b12 Important for DNA synthesis and epithelial renewal; decline may limit regenerative capacity</w:t>
-      </w:r>
-    </w:p>
-    <w:p>
-      <w:pPr>
-        <w:pStyle w:val="ListParagraph"/>
-        <w:numPr>
-          <w:ilvl w:val="4"/>
+        <w:t>Quinones function in electron transport and redox cycling; decline suggests impaired microbial respiration.</w:t>
+      </w:r>
+    </w:p>
+    <w:p>
+      <w:pPr>
+        <w:pStyle w:val="ListParagraph"/>
+        <w:numPr>
+          <w:ilvl w:val="6"/>
           <w:numId w:val="7"/>
         </w:numPr>
       </w:pPr>
       <w:proofErr w:type="spellStart"/>
       <w:r>
+        <w:t>Patheays</w:t>
+      </w:r>
+      <w:proofErr w:type="spellEnd"/>
+      <w:r>
+        <w:t xml:space="preserve"> included: </w:t>
+      </w:r>
+      <w:proofErr w:type="spellStart"/>
+      <w:r>
         <w:t>superpathway</w:t>
       </w:r>
       <w:proofErr w:type="spellEnd"/>
       <w:r>
-        <w:t xml:space="preserve"> of </w:t>
+        <w:t xml:space="preserve"> of menaquinol-9 biosynthesis, </w:t>
       </w:r>
       <w:proofErr w:type="spellStart"/>
       <w:r>
-        <w:t>adenosylcobalamin</w:t>
+        <w:t>superpathway</w:t>
       </w:r>
       <w:proofErr w:type="spellEnd"/>
       <w:r>
-        <w:t xml:space="preserve"> salvage from </w:t>
+        <w:t xml:space="preserve"> of demethylmenaquinol-9 biosynthesis, </w:t>
       </w:r>
       <w:proofErr w:type="spellStart"/>
       <w:r>
-        <w:t>cobinamide</w:t>
+        <w:t>superpathway</w:t>
       </w:r>
       <w:proofErr w:type="spellEnd"/>
       <w:r>
-        <w:t xml:space="preserve"> I</w:t>
-      </w:r>
-      <w:r>
-        <w:t xml:space="preserve">I </w:t>
-      </w:r>
-    </w:p>
-    <w:p>
-      <w:pPr>
-        <w:pStyle w:val="ListParagraph"/>
-        <w:numPr>
-          <w:ilvl w:val="5"/>
-          <w:numId w:val="7"/>
-        </w:numPr>
-      </w:pPr>
-      <w:r>
-        <w:t>Vitamin B12 is a cofactor in methylation/redox; decline may reduce microbial and host redox homeostasis.</w:t>
-      </w:r>
-    </w:p>
-    <w:p>
-      <w:pPr>
-        <w:pStyle w:val="ListParagraph"/>
-        <w:numPr>
-          <w:ilvl w:val="3"/>
-          <w:numId w:val="7"/>
-        </w:numPr>
-      </w:pPr>
-      <w:r>
-        <w:t>Reduced amino acid biosynthesis</w:t>
-      </w:r>
-      <w:r>
-        <w:t xml:space="preserve"> </w:t>
-      </w:r>
-      <w:r>
-        <w:fldChar w:fldCharType="begin"/>
-      </w:r>
-      <w:r>
-        <w:instrText xml:space="preserve"> ADDIN ZOTERO_ITEM CSL_CITATION {"citationID":"jnSMRRgI","properties":{"formattedCitation":"(Lu, 2013)","plainCitation":"(Lu, 2013)","noteIndex":0},"citationItems":[{"id":3229,"uris":["http://zotero.org/users/13901503/items/98ARRTVI"],"itemData":{"id":3229,"type":"article-journal","abstract":"Background\nGlutathione (GSH) is present in all mammalian tissues as the most abundant non-protein thiol that defends against oxidative stress. GSH is also a key determinant of redox signaling, vital in detoxification of xenobiotics, and regulates cell proliferation, apoptosis, immune function, and fibrogenesis. Biosynthesis of GSH occurs in the cytosol in a tightly regulated manner. Key determinants of GSH synthesis are the availability of the sulfur amino acid precursor, cysteine, and the activity of the rate-limiting enzyme, glutamate cysteine ligase (GCL), which is composed of a catalytic (GCLC) and a modifier (GCLM) subunit. The second enzyme of GSH synthesis is GSH synthetase (GS).\nScope of review\nThis review summarizes key functions of GSH and focuses on factors that regulate the biosynthesis of GSH, including pathological conditions where GSH synthesis is dysregulated.\nMajor conclusions\nGCL subunits and GS are regulated at multiple levels and often in a coordinated manner. Key transcription factors that regulate the expression of these genes include NF-E2 related factor 2 (Nrf2) via the antioxidant response element (ARE), AP-1, and nuclear factor kappa B (NFκB). There is increasing evidence that dysregulation of GSH synthesis contributes to the pathogenesis of many pathological conditions. These include diabetes mellitus, pulmonary and liver fibrosis, alcoholic liver disease, cholestatic liver injury, endotoxemia and drug-resistant tumor cells.\nGeneral significance\nGSH is a key antioxidant that also modulates diverse cellular processes. A better understanding of how its synthesis is regulated and dysregulated in disease states may lead to improvement in the treatment of these disorders. This article is part of a Special Issue entitled Cellular functions of glutathione.","collection-title":"Cellular functions of glutathione","container-title":"Biochimica et Biophysica Acta (BBA) - General Subjects","DOI":"10.1016/j.bbagen.2012.09.008","ISSN":"0304-4165","issue":"5","journalAbbreviation":"Biochimica et Biophysica Acta (BBA) - General Subjects","page":"3143-3153","source":"ScienceDirect","title":"Glutathione synthesis","volume":"1830","author":[{"family":"Lu","given":"Shelly C."}],"issued":{"date-parts":[["2013",5,1]]}}}],"schema":"https://github.com/citation-style-language/schema/raw/master/csl-citation.json"} </w:instrText>
-      </w:r>
-      <w:r>
-        <w:fldChar w:fldCharType="separate"/>
-      </w:r>
-      <w:r>
-        <w:rPr>
-          <w:noProof/>
-        </w:rPr>
-        <w:t>(Lu, 2013)</w:t>
-      </w:r>
-      <w:r>
-        <w:fldChar w:fldCharType="end"/>
-      </w:r>
-    </w:p>
-    <w:p>
-      <w:pPr>
-        <w:pStyle w:val="ListParagraph"/>
-        <w:numPr>
-          <w:ilvl w:val="4"/>
-          <w:numId w:val="7"/>
-        </w:numPr>
-      </w:pPr>
-      <w:proofErr w:type="spellStart"/>
-      <w:r>
-        <w:t>superpathway</w:t>
-      </w:r>
-      <w:proofErr w:type="spellEnd"/>
-      <w:r>
-        <w:t xml:space="preserve"> of sulfur amino acid biosynthesis</w:t>
-      </w:r>
-    </w:p>
-    <w:p>
-      <w:pPr>
-        <w:pStyle w:val="ListParagraph"/>
-        <w:numPr>
-          <w:ilvl w:val="5"/>
-          <w:numId w:val="7"/>
-        </w:numPr>
-      </w:pPr>
-      <w:r>
-        <w:t xml:space="preserve">Methionine and cysteine are precursors to glutathione; </w:t>
-      </w:r>
-      <w:r>
-        <w:t>primary antioxidant in microbial and host cells</w:t>
-      </w:r>
-    </w:p>
-    <w:p>
-      <w:pPr>
-        <w:pStyle w:val="ListParagraph"/>
-        <w:numPr>
-          <w:ilvl w:val="3"/>
-          <w:numId w:val="7"/>
-        </w:numPr>
-      </w:pPr>
-      <w:r>
-        <w:t>Reduced aromatic detoxification</w:t>
-      </w:r>
-      <w:r>
-        <w:t xml:space="preserve"> </w:t>
-      </w:r>
-      <w:r>
-        <w:fldChar w:fldCharType="begin"/>
-      </w:r>
-      <w:r>
-        <w:instrText xml:space="preserve"> ADDIN ZOTERO_ITEM CSL_CITATION {"citationID":"NYn5hlGE","properties":{"formattedCitation":"(Kalapos, 1999)","plainCitation":"(Kalapos, 1999)","noteIndex":0},"citationItems":[{"id":3232,"uris":["http://zotero.org/users/13901503/items/SDBLCJVJ"],"itemData":{"id":3232,"type":"article-journal","abstract":"Despite the growing interest towards methylglyoxal and glyoxalases their real role in metabolic network is still obscure. In the light of developments several reviews have been published in this field mainly dealing with only a narrow segment of this research area. In this article a trial is made to present a comprehensive overview of methylglyoxal research, extending discussion from chemistry to biological implications by reviewing some important characteristics of methylglyoxal metabolism and toxicity in a wide variety of species, and emphasizing the action of methylglyoxal on energy production, free radical generation and cell killing. Special attention is paid to the discussion of α-oxoaldehyde production in the environment as a potential risk factor and to the possible role of this α-dicarbonyl in diseases. Concerning the interaction of methylglyoxal with biological macromolecules (DNA, RNA, proteins) an earlier review (Kalapos, Toxicology Letters, 73, 1994, 3–24) means a supplementation to this paper, thus hoping the avoidance of unnecessary bombast. The paper arrives at the conclusion that since the early stage of evolution the function of methylglyoxalase pathway has been related to carbohydrate metabolism, but its significance has been changed over the thousands of years. Namely, at the beginning of evolution methylglyoxalase path was essential for the reductive citric acid cycle as an anaplerotic route, while in the extant metabolism it concerns with the detoxification of methylglyoxal and plays some regulatory role in triose-phosphate household. As there is a tight junction between methylglyoxal and carbohydrate metabolism its pathological role in the events of the development of diabetic complications emerges in a natural manner and further progress is hoped in this field. In contrast, significant advancement cannot be expected in relation to cancer research","container-title":"Toxicology Letters","DOI":"10.1016/S0378-4274(99)00160-5","ISSN":"0378-4274","issue":"3","journalAbbreviation":"Toxicology Letters","page":"145-175","source":"ScienceDirect","title":"Methylglyoxal in living organisms: Chemistry, biochemistry, toxicology and biological implications","title-short":"Methylglyoxal in living organisms","volume":"110","author":[{"family":"Kalapos","given":"Miklós Péter"}],"issued":{"date-parts":[["1999",11,22]]}}}],"schema":"https://github.com/citation-style-language/schema/raw/master/csl-citation.json"} </w:instrText>
-      </w:r>
-      <w:r>
-        <w:fldChar w:fldCharType="separate"/>
-      </w:r>
-      <w:r>
-        <w:rPr>
-          <w:noProof/>
-        </w:rPr>
-        <w:t>(Kalapos, 1999)</w:t>
-      </w:r>
-      <w:r>
-        <w:fldChar w:fldCharType="end"/>
-      </w:r>
-    </w:p>
-    <w:p>
-      <w:pPr>
-        <w:pStyle w:val="ListParagraph"/>
-        <w:numPr>
-          <w:ilvl w:val="4"/>
-          <w:numId w:val="7"/>
-        </w:numPr>
-      </w:pPr>
-      <w:r>
-        <w:t>catechol degradation to β-ketoadipate</w:t>
-      </w:r>
-    </w:p>
-    <w:p>
-      <w:pPr>
-        <w:pStyle w:val="ListParagraph"/>
-        <w:numPr>
-          <w:ilvl w:val="5"/>
-          <w:numId w:val="7"/>
-        </w:numPr>
-      </w:pPr>
-      <w:r>
-        <w:t>Involves oxidative cleavage of aromatic rings by dioxygenases; decline may reduce redox turnover of phenolic compounds</w:t>
-      </w:r>
-    </w:p>
-    <w:p>
-      <w:pPr>
-        <w:pStyle w:val="ListParagraph"/>
-        <w:numPr>
-          <w:ilvl w:val="4"/>
-          <w:numId w:val="7"/>
-        </w:numPr>
-      </w:pPr>
-      <w:r>
-        <w:t>catechol degradation III (ortho-cleavage pathway)</w:t>
-      </w:r>
-    </w:p>
-    <w:p>
-      <w:pPr>
-        <w:pStyle w:val="ListParagraph"/>
-        <w:numPr>
-          <w:ilvl w:val="5"/>
-          <w:numId w:val="7"/>
-        </w:numPr>
-      </w:pPr>
-      <w:r>
-        <w:t>Same redox-active function as above, indicating impaired aromatic detoxification.</w:t>
-      </w:r>
-    </w:p>
-    <w:p>
-      <w:pPr>
-        <w:pStyle w:val="ListParagraph"/>
-        <w:numPr>
-          <w:ilvl w:val="4"/>
-          <w:numId w:val="7"/>
-        </w:numPr>
-      </w:pPr>
-      <w:r>
-        <w:t>aromatic compounds degradation via β-ketoadipate</w:t>
-      </w:r>
-    </w:p>
-    <w:p>
-      <w:pPr>
-        <w:pStyle w:val="ListParagraph"/>
-        <w:numPr>
-          <w:ilvl w:val="5"/>
-          <w:numId w:val="7"/>
-        </w:numPr>
-      </w:pPr>
-      <w:r>
-        <w:t>Methylglyoxal is a toxic aldehyde; its degradation reduces oxidative stress — downregulation suggests vulnerability.</w:t>
-      </w:r>
-    </w:p>
-    <w:p>
-      <w:pPr>
-        <w:pStyle w:val="ListParagraph"/>
-        <w:numPr>
-          <w:ilvl w:val="3"/>
-          <w:numId w:val="7"/>
-        </w:numPr>
-      </w:pPr>
-      <w:r>
-        <w:t>Impaired respiratory redox cycling</w:t>
-      </w:r>
-    </w:p>
-    <w:p>
-      <w:pPr>
-        <w:pStyle w:val="ListParagraph"/>
-        <w:numPr>
-          <w:ilvl w:val="4"/>
-          <w:numId w:val="7"/>
-        </w:numPr>
-      </w:pPr>
-      <w:proofErr w:type="spellStart"/>
-      <w:r>
-        <w:t>menaquinol</w:t>
-      </w:r>
-      <w:proofErr w:type="spellEnd"/>
-      <w:r>
-        <w:t>/ubiquinol biosynthesis</w:t>
-      </w:r>
-    </w:p>
-    <w:p>
-      <w:pPr>
-        <w:pStyle w:val="ListParagraph"/>
-        <w:numPr>
-          <w:ilvl w:val="5"/>
-          <w:numId w:val="7"/>
-        </w:numPr>
-      </w:pPr>
-      <w:r>
-        <w:t>Quinones function in electron transport and redox cycling; decline suggests impaired microbial respiration.</w:t>
-      </w:r>
-    </w:p>
-    <w:p>
-      <w:pPr>
-        <w:pStyle w:val="ListParagraph"/>
-        <w:numPr>
-          <w:ilvl w:val="6"/>
-          <w:numId w:val="7"/>
-        </w:numPr>
-      </w:pPr>
-      <w:proofErr w:type="spellStart"/>
-      <w:r>
-        <w:t>Patheays</w:t>
-      </w:r>
-      <w:proofErr w:type="spellEnd"/>
-      <w:r>
-        <w:t xml:space="preserve"> included: </w:t>
-      </w:r>
-      <w:proofErr w:type="spellStart"/>
-      <w:r>
-        <w:t>superpathway</w:t>
-      </w:r>
-      <w:proofErr w:type="spellEnd"/>
-      <w:r>
-        <w:t xml:space="preserve"> of menaquinol-9 biosynthesis, </w:t>
-      </w:r>
-      <w:proofErr w:type="spellStart"/>
-      <w:r>
-        <w:t>superpathway</w:t>
-      </w:r>
-      <w:proofErr w:type="spellEnd"/>
-      <w:r>
-        <w:t xml:space="preserve"> of demethylmenaquinol-9 biosynthesis, </w:t>
-      </w:r>
-      <w:proofErr w:type="spellStart"/>
-      <w:r>
-        <w:t>superpathway</w:t>
-      </w:r>
-      <w:proofErr w:type="spellEnd"/>
-      <w:r>
-        <w:t xml:space="preserve"> of ubiquinol-</w:t>
-      </w:r>
-      <w:r>
-        <w:lastRenderedPageBreak/>
-        <w:t>8 biosynthesis (early decarboxylation), ubiquinol-7 biosynthesis (early decarboxylation), ubiquinol-8 biosynthesis (early decarboxylation)</w:t>
-      </w:r>
-      <w:r>
-        <w:t xml:space="preserve">, </w:t>
-      </w:r>
-      <w:r>
-        <w:t xml:space="preserve">L-methionine biosynthesis </w:t>
-      </w:r>
-      <w:r>
-        <w:t>IV</w:t>
+        <w:t xml:space="preserve"> of ubiquinol-8 biosynthesis (early decarboxylation), ubiquinol-7 biosynthesis (early decarboxylation), ubiquinol-8 biosynthesis (early decarboxylation)</w:t>
+      </w:r>
+      <w:r>
+        <w:t>, L-methionine biosynthesis IV</w:t>
       </w:r>
     </w:p>
     <w:p>
@@ -2793,6 +2796,7 @@
         </w:numPr>
       </w:pPr>
       <w:r>
+        <w:lastRenderedPageBreak/>
         <w:t>5′-deoxyadenosine degradation II</w:t>
       </w:r>
     </w:p>
@@ -2817,10 +2821,7 @@
         </w:numPr>
       </w:pPr>
       <w:r>
-        <w:t>L-ascorbate degradation I</w:t>
-      </w:r>
-      <w:r>
-        <w:t>I</w:t>
+        <w:t>L-ascorbate degradation II</w:t>
       </w:r>
     </w:p>
     <w:p>
@@ -2921,206 +2922,206 @@
         </w:numPr>
       </w:pPr>
       <w:r>
+        <w:t>Cysteine is a limiting precursor for glutathione; modest increase may signal adaptive redox compensation.</w:t>
+      </w:r>
+    </w:p>
+    <w:p>
+      <w:pPr>
+        <w:pStyle w:val="ListParagraph"/>
+        <w:numPr>
+          <w:ilvl w:val="2"/>
+          <w:numId w:val="7"/>
+        </w:numPr>
+      </w:pPr>
+      <w:r>
+        <w:t>L-methionine biosynthesis III</w:t>
+      </w:r>
+    </w:p>
+    <w:p>
+      <w:pPr>
+        <w:pStyle w:val="ListParagraph"/>
+        <w:numPr>
+          <w:ilvl w:val="3"/>
+          <w:numId w:val="7"/>
+        </w:numPr>
+      </w:pPr>
+      <w:r>
+        <w:t>Methionine is glutathione precursor</w:t>
+      </w:r>
+    </w:p>
+    <w:p>
+      <w:pPr>
+        <w:pStyle w:val="ListParagraph"/>
+        <w:numPr>
+          <w:ilvl w:val="2"/>
+          <w:numId w:val="7"/>
+        </w:numPr>
+      </w:pPr>
+      <w:r>
+        <w:t>folate transformations I</w:t>
+      </w:r>
+    </w:p>
+    <w:p>
+      <w:pPr>
+        <w:pStyle w:val="ListParagraph"/>
+        <w:numPr>
+          <w:ilvl w:val="3"/>
+          <w:numId w:val="7"/>
+        </w:numPr>
+      </w:pPr>
+      <w:r>
+        <w:t>Folate supports methylation and redox reactions through one-carbon metabolism; upregulation may buffer redox imbalance.</w:t>
+      </w:r>
+    </w:p>
+    <w:p>
+      <w:pPr>
+        <w:pStyle w:val="ListParagraph"/>
+        <w:numPr>
+          <w:ilvl w:val="2"/>
+          <w:numId w:val="7"/>
+        </w:numPr>
+      </w:pPr>
+      <w:r>
+        <w:t>tetrapyrrole biosynthesis I (from glutamate)</w:t>
+      </w:r>
+    </w:p>
+    <w:p>
+      <w:pPr>
+        <w:pStyle w:val="ListParagraph"/>
+        <w:numPr>
+          <w:ilvl w:val="3"/>
+          <w:numId w:val="7"/>
+        </w:numPr>
+      </w:pPr>
+      <w:r>
+        <w:t>Produces heme and B12; may enhance microbial oxidative enzyme function</w:t>
+      </w:r>
+    </w:p>
+    <w:p>
+      <w:pPr>
+        <w:pStyle w:val="ListParagraph"/>
+        <w:numPr>
+          <w:ilvl w:val="2"/>
+          <w:numId w:val="7"/>
+        </w:numPr>
+      </w:pPr>
+      <w:r>
+        <w:t>pentose phosphate pathway (non-oxidative branches I &amp; II)</w:t>
+      </w:r>
+    </w:p>
+    <w:p>
+      <w:pPr>
+        <w:pStyle w:val="ListParagraph"/>
+        <w:numPr>
+          <w:ilvl w:val="3"/>
+          <w:numId w:val="7"/>
+        </w:numPr>
+      </w:pPr>
+      <w:r>
+        <w:t>PPP generates NADPH for antioxidant systems; upregulation suggests microbial compensation.</w:t>
+      </w:r>
+    </w:p>
+    <w:p>
+      <w:pPr>
+        <w:pStyle w:val="ListParagraph"/>
+        <w:numPr>
+          <w:ilvl w:val="2"/>
+          <w:numId w:val="7"/>
+        </w:numPr>
+      </w:pPr>
+      <w:r>
+        <w:t>NAD biosynthesis I (from aspartate)</w:t>
+      </w:r>
+    </w:p>
+    <w:p>
+      <w:pPr>
+        <w:pStyle w:val="ListParagraph"/>
+        <w:numPr>
+          <w:ilvl w:val="3"/>
+          <w:numId w:val="7"/>
+        </w:numPr>
+      </w:pPr>
+      <w:r>
+        <w:t>NAD is vital for redox reactions and energy metabolism; increase reflects adaptation to stress.</w:t>
+      </w:r>
+      <w:r>
+        <w:t xml:space="preserve"> NAD is critical for epithelial energy metabolism and repair — this may buffer heat effects.</w:t>
+      </w:r>
+    </w:p>
+    <w:p>
+      <w:pPr>
+        <w:pStyle w:val="ListParagraph"/>
+        <w:numPr>
+          <w:ilvl w:val="2"/>
+          <w:numId w:val="7"/>
+        </w:numPr>
+      </w:pPr>
+      <w:r>
+        <w:t>D-</w:t>
+      </w:r>
+      <w:proofErr w:type="spellStart"/>
+      <w:r>
+        <w:t>erythronate</w:t>
+      </w:r>
+      <w:proofErr w:type="spellEnd"/>
+      <w:r>
+        <w:t xml:space="preserve"> degradation II</w:t>
+      </w:r>
+    </w:p>
+    <w:p>
+      <w:pPr>
+        <w:pStyle w:val="ListParagraph"/>
+        <w:numPr>
+          <w:ilvl w:val="3"/>
+          <w:numId w:val="7"/>
+        </w:numPr>
+      </w:pPr>
+      <w:r>
+        <w:t>breakdown of vitamin-like compounds, likely supporting redox buffering</w:t>
+      </w:r>
+    </w:p>
+    <w:p>
+      <w:pPr>
+        <w:pStyle w:val="ListParagraph"/>
+        <w:numPr>
+          <w:ilvl w:val="2"/>
+          <w:numId w:val="7"/>
+        </w:numPr>
+      </w:pPr>
+      <w:r>
+        <w:t>L-</w:t>
+      </w:r>
+      <w:proofErr w:type="spellStart"/>
+      <w:r>
+        <w:t>threonate</w:t>
+      </w:r>
+      <w:proofErr w:type="spellEnd"/>
+      <w:r>
+        <w:t xml:space="preserve"> degradation</w:t>
+      </w:r>
+    </w:p>
+    <w:p>
+      <w:pPr>
+        <w:pStyle w:val="ListParagraph"/>
+        <w:numPr>
+          <w:ilvl w:val="3"/>
+          <w:numId w:val="7"/>
+        </w:numPr>
+      </w:pPr>
+      <w:r>
+        <w:t>breakdown of vitamin-like compounds, likely supporting redox buffering</w:t>
+      </w:r>
+    </w:p>
+    <w:p>
+      <w:pPr>
+        <w:pStyle w:val="ListParagraph"/>
+        <w:numPr>
+          <w:ilvl w:val="2"/>
+          <w:numId w:val="7"/>
+        </w:numPr>
+      </w:pPr>
+      <w:r>
         <w:lastRenderedPageBreak/>
-        <w:t>Cysteine is a limiting precursor for glutathione; modest increase may signal adaptive redox compensation.</w:t>
-      </w:r>
-    </w:p>
-    <w:p>
-      <w:pPr>
-        <w:pStyle w:val="ListParagraph"/>
-        <w:numPr>
-          <w:ilvl w:val="2"/>
-          <w:numId w:val="7"/>
-        </w:numPr>
-      </w:pPr>
-      <w:r>
-        <w:t>L-methionine biosynthesis III</w:t>
-      </w:r>
-    </w:p>
-    <w:p>
-      <w:pPr>
-        <w:pStyle w:val="ListParagraph"/>
-        <w:numPr>
-          <w:ilvl w:val="3"/>
-          <w:numId w:val="7"/>
-        </w:numPr>
-      </w:pPr>
-      <w:r>
-        <w:t>Methionine is glutathione precursor</w:t>
-      </w:r>
-    </w:p>
-    <w:p>
-      <w:pPr>
-        <w:pStyle w:val="ListParagraph"/>
-        <w:numPr>
-          <w:ilvl w:val="2"/>
-          <w:numId w:val="7"/>
-        </w:numPr>
-      </w:pPr>
-      <w:r>
-        <w:t>folate transformations I</w:t>
-      </w:r>
-    </w:p>
-    <w:p>
-      <w:pPr>
-        <w:pStyle w:val="ListParagraph"/>
-        <w:numPr>
-          <w:ilvl w:val="3"/>
-          <w:numId w:val="7"/>
-        </w:numPr>
-      </w:pPr>
-      <w:r>
-        <w:t>Folate supports methylation and redox reactions through one-carbon metabolism; upregulation may buffer redox imbalance.</w:t>
-      </w:r>
-    </w:p>
-    <w:p>
-      <w:pPr>
-        <w:pStyle w:val="ListParagraph"/>
-        <w:numPr>
-          <w:ilvl w:val="2"/>
-          <w:numId w:val="7"/>
-        </w:numPr>
-      </w:pPr>
-      <w:r>
-        <w:t>tetrapyrrole biosynthesis I (from glutamate)</w:t>
-      </w:r>
-    </w:p>
-    <w:p>
-      <w:pPr>
-        <w:pStyle w:val="ListParagraph"/>
-        <w:numPr>
-          <w:ilvl w:val="3"/>
-          <w:numId w:val="7"/>
-        </w:numPr>
-      </w:pPr>
-      <w:r>
-        <w:t>Produces heme and B12; may enhance microbial oxidative enzyme function</w:t>
-      </w:r>
-    </w:p>
-    <w:p>
-      <w:pPr>
-        <w:pStyle w:val="ListParagraph"/>
-        <w:numPr>
-          <w:ilvl w:val="2"/>
-          <w:numId w:val="7"/>
-        </w:numPr>
-      </w:pPr>
-      <w:r>
-        <w:t>pentose phosphate pathway (non-oxidative branches I &amp; II)</w:t>
-      </w:r>
-    </w:p>
-    <w:p>
-      <w:pPr>
-        <w:pStyle w:val="ListParagraph"/>
-        <w:numPr>
-          <w:ilvl w:val="3"/>
-          <w:numId w:val="7"/>
-        </w:numPr>
-      </w:pPr>
-      <w:r>
-        <w:t>PPP generates NADPH for antioxidant systems; upregulation suggests microbial compensation.</w:t>
-      </w:r>
-    </w:p>
-    <w:p>
-      <w:pPr>
-        <w:pStyle w:val="ListParagraph"/>
-        <w:numPr>
-          <w:ilvl w:val="2"/>
-          <w:numId w:val="7"/>
-        </w:numPr>
-      </w:pPr>
-      <w:r>
-        <w:t>NAD biosynthesis I (from aspartate)</w:t>
-      </w:r>
-    </w:p>
-    <w:p>
-      <w:pPr>
-        <w:pStyle w:val="ListParagraph"/>
-        <w:numPr>
-          <w:ilvl w:val="3"/>
-          <w:numId w:val="7"/>
-        </w:numPr>
-      </w:pPr>
-      <w:r>
-        <w:t>NAD is vital for redox reactions and energy metabolism; increase reflects adaptation to stress.</w:t>
-      </w:r>
-      <w:r>
-        <w:t xml:space="preserve"> NAD is critical for epithelial energy metabolism and repair — this may buffer heat effects.</w:t>
-      </w:r>
-    </w:p>
-    <w:p>
-      <w:pPr>
-        <w:pStyle w:val="ListParagraph"/>
-        <w:numPr>
-          <w:ilvl w:val="2"/>
-          <w:numId w:val="7"/>
-        </w:numPr>
-      </w:pPr>
-      <w:r>
-        <w:t>D-</w:t>
-      </w:r>
-      <w:proofErr w:type="spellStart"/>
-      <w:r>
-        <w:t>erythronate</w:t>
-      </w:r>
-      <w:proofErr w:type="spellEnd"/>
-      <w:r>
-        <w:t xml:space="preserve"> degradation II</w:t>
-      </w:r>
-    </w:p>
-    <w:p>
-      <w:pPr>
-        <w:pStyle w:val="ListParagraph"/>
-        <w:numPr>
-          <w:ilvl w:val="3"/>
-          <w:numId w:val="7"/>
-        </w:numPr>
-      </w:pPr>
-      <w:r>
-        <w:t>breakdown of vitamin-like compounds, likely supporting redox buffering</w:t>
-      </w:r>
-    </w:p>
-    <w:p>
-      <w:pPr>
-        <w:pStyle w:val="ListParagraph"/>
-        <w:numPr>
-          <w:ilvl w:val="2"/>
-          <w:numId w:val="7"/>
-        </w:numPr>
-      </w:pPr>
-      <w:r>
-        <w:t>L-</w:t>
-      </w:r>
-      <w:proofErr w:type="spellStart"/>
-      <w:r>
-        <w:t>threonate</w:t>
-      </w:r>
-      <w:proofErr w:type="spellEnd"/>
-      <w:r>
-        <w:t xml:space="preserve"> degradation</w:t>
-      </w:r>
-    </w:p>
-    <w:p>
-      <w:pPr>
-        <w:pStyle w:val="ListParagraph"/>
-        <w:numPr>
-          <w:ilvl w:val="3"/>
-          <w:numId w:val="7"/>
-        </w:numPr>
-      </w:pPr>
-      <w:r>
-        <w:t>breakdown of vitamin-like compounds, likely supporting redox buffering</w:t>
-      </w:r>
-    </w:p>
-    <w:p>
-      <w:pPr>
-        <w:pStyle w:val="ListParagraph"/>
-        <w:numPr>
-          <w:ilvl w:val="2"/>
-          <w:numId w:val="7"/>
-        </w:numPr>
-      </w:pPr>
-      <w:r>
         <w:t>L-ascorbate degradation I</w:t>
       </w:r>
     </w:p>
@@ -3260,20 +3261,248 @@
         </w:numPr>
       </w:pPr>
       <w:r>
+        <w:t>Upregulation reflects a shift to anaerobic energy generation</w:t>
+      </w:r>
+    </w:p>
+    <w:p>
+      <w:pPr>
+        <w:pStyle w:val="ListParagraph"/>
+        <w:numPr>
+          <w:ilvl w:val="3"/>
+          <w:numId w:val="7"/>
+        </w:numPr>
+      </w:pPr>
+      <w:r>
+        <w:t>glycolysis IV</w:t>
+      </w:r>
+    </w:p>
+    <w:p>
+      <w:pPr>
+        <w:pStyle w:val="ListParagraph"/>
+        <w:numPr>
+          <w:ilvl w:val="4"/>
+          <w:numId w:val="7"/>
+        </w:numPr>
+      </w:pPr>
+      <w:r>
+        <w:t>Alternate glycolytic route; supports fermentative carbon metabolism under low oxygen</w:t>
+      </w:r>
+    </w:p>
+    <w:p>
+      <w:pPr>
+        <w:pStyle w:val="ListParagraph"/>
+        <w:numPr>
+          <w:ilvl w:val="3"/>
+          <w:numId w:val="7"/>
+        </w:numPr>
+      </w:pPr>
+      <w:r>
+        <w:t>pyruvate fermentation to acetate and (S)-lactate I</w:t>
+      </w:r>
+    </w:p>
+    <w:p>
+      <w:pPr>
+        <w:pStyle w:val="ListParagraph"/>
+        <w:numPr>
+          <w:ilvl w:val="4"/>
+          <w:numId w:val="7"/>
+        </w:numPr>
+      </w:pPr>
+      <w:r>
+        <w:t>Mixed acid fermentation under low O₂; classic microbial anaerobic response</w:t>
+      </w:r>
+    </w:p>
+    <w:p>
+      <w:pPr>
+        <w:pStyle w:val="ListParagraph"/>
+        <w:numPr>
+          <w:ilvl w:val="3"/>
+          <w:numId w:val="7"/>
+        </w:numPr>
+      </w:pPr>
+      <w:r>
+        <w:t>pyruvate fermentation to acetate and lactate II</w:t>
+      </w:r>
+    </w:p>
+    <w:p>
+      <w:pPr>
+        <w:pStyle w:val="ListParagraph"/>
+        <w:numPr>
+          <w:ilvl w:val="4"/>
+          <w:numId w:val="7"/>
+        </w:numPr>
+      </w:pPr>
+      <w:r>
+        <w:t>Confirms shift to fermentation in altered oxygen environment</w:t>
+      </w:r>
+    </w:p>
+    <w:p>
+      <w:pPr>
+        <w:pStyle w:val="ListParagraph"/>
+        <w:numPr>
+          <w:ilvl w:val="3"/>
+          <w:numId w:val="7"/>
+        </w:numPr>
+      </w:pPr>
+      <w:r>
+        <w:rPr>
+          <w:rFonts w:ascii="Aptos Narrow" w:hAnsi="Aptos Narrow"/>
+          <w:color w:val="000000"/>
+        </w:rPr>
+        <w:t>lactose and galactose degradation I</w:t>
+      </w:r>
+    </w:p>
+    <w:p>
+      <w:pPr>
+        <w:pStyle w:val="ListParagraph"/>
+        <w:numPr>
+          <w:ilvl w:val="4"/>
+          <w:numId w:val="7"/>
+        </w:numPr>
+      </w:pPr>
+      <w:r>
+        <w:t>The breakdown products (especially galactose) are fermented under low oxygen</w:t>
+      </w:r>
+    </w:p>
+    <w:p>
+      <w:pPr>
+        <w:pStyle w:val="ListParagraph"/>
+        <w:numPr>
+          <w:ilvl w:val="2"/>
+          <w:numId w:val="7"/>
+        </w:numPr>
+      </w:pPr>
+      <w:r>
+        <w:t>Reduced aerobic respiration</w:t>
+      </w:r>
+    </w:p>
+    <w:p>
+      <w:pPr>
+        <w:pStyle w:val="ListParagraph"/>
+        <w:numPr>
+          <w:ilvl w:val="3"/>
+          <w:numId w:val="7"/>
+        </w:numPr>
+      </w:pPr>
+      <w:r>
+        <w:t>reductive TCA cycle I</w:t>
+      </w:r>
+    </w:p>
+    <w:p>
+      <w:pPr>
+        <w:pStyle w:val="ListParagraph"/>
+        <w:numPr>
+          <w:ilvl w:val="4"/>
+          <w:numId w:val="7"/>
+        </w:numPr>
+      </w:pPr>
+      <w:r>
+        <w:t>TCA truncation is typical under anaerobic or low-energy states</w:t>
+      </w:r>
+    </w:p>
+    <w:p>
+      <w:pPr>
+        <w:pStyle w:val="ListParagraph"/>
+        <w:numPr>
+          <w:ilvl w:val="2"/>
+          <w:numId w:val="7"/>
+        </w:numPr>
+      </w:pPr>
+      <w:r>
+        <w:t>Adaption to carbon flow under hypoxia</w:t>
+      </w:r>
+    </w:p>
+    <w:p>
+      <w:pPr>
+        <w:pStyle w:val="ListParagraph"/>
+        <w:numPr>
+          <w:ilvl w:val="3"/>
+          <w:numId w:val="7"/>
+        </w:numPr>
+      </w:pPr>
+      <w:r>
+        <w:t>formaldehyde assimilation II (</w:t>
+      </w:r>
+      <w:proofErr w:type="spellStart"/>
+      <w:r>
+        <w:t>RuMP</w:t>
+      </w:r>
+      <w:proofErr w:type="spellEnd"/>
+      <w:r>
+        <w:t xml:space="preserve"> Cycle)</w:t>
+      </w:r>
+    </w:p>
+    <w:p>
+      <w:pPr>
+        <w:pStyle w:val="ListParagraph"/>
+        <w:numPr>
+          <w:ilvl w:val="4"/>
+          <w:numId w:val="7"/>
+        </w:numPr>
+      </w:pPr>
+      <w:r>
+        <w:t>Active in certain anaerobes (e.g., methanotrophs); signals expansion of niche taxa.</w:t>
+      </w:r>
+    </w:p>
+    <w:p>
+      <w:pPr>
+        <w:pStyle w:val="ListParagraph"/>
+        <w:numPr>
+          <w:ilvl w:val="3"/>
+          <w:numId w:val="7"/>
+        </w:numPr>
+      </w:pPr>
+      <w:r>
+        <w:t>gluconeogenesis I</w:t>
+      </w:r>
+    </w:p>
+    <w:p>
+      <w:pPr>
+        <w:pStyle w:val="ListParagraph"/>
+        <w:numPr>
+          <w:ilvl w:val="4"/>
+          <w:numId w:val="7"/>
+        </w:numPr>
+      </w:pPr>
+      <w:r>
+        <w:t>May support metabolic flexibility or shuttling of carbon under stress.</w:t>
+      </w:r>
+    </w:p>
+    <w:p>
+      <w:pPr>
+        <w:pStyle w:val="ListParagraph"/>
+        <w:numPr>
+          <w:ilvl w:val="3"/>
+          <w:numId w:val="7"/>
+        </w:numPr>
+      </w:pPr>
+      <w:r>
         <w:lastRenderedPageBreak/>
-        <w:t>Upregulation reflects a shift to anaerobic energy generation</w:t>
-      </w:r>
-    </w:p>
-    <w:p>
-      <w:pPr>
-        <w:pStyle w:val="ListParagraph"/>
-        <w:numPr>
-          <w:ilvl w:val="3"/>
-          <w:numId w:val="7"/>
-        </w:numPr>
-      </w:pPr>
-      <w:r>
-        <w:t>glycolysis IV</w:t>
+        <w:t>gluconeogenesis III</w:t>
+      </w:r>
+    </w:p>
+    <w:p>
+      <w:pPr>
+        <w:pStyle w:val="ListParagraph"/>
+        <w:numPr>
+          <w:ilvl w:val="2"/>
+          <w:numId w:val="7"/>
+        </w:numPr>
+      </w:pPr>
+      <w:r>
+        <w:t>Enhanced Utilization of Sugars for Anaerobic Energy</w:t>
+      </w:r>
+    </w:p>
+    <w:p>
+      <w:pPr>
+        <w:pStyle w:val="ListParagraph"/>
+        <w:numPr>
+          <w:ilvl w:val="3"/>
+          <w:numId w:val="7"/>
+        </w:numPr>
+      </w:pPr>
+      <w:r>
+        <w:t>glucose and glucose-1-phosphate degradation</w:t>
       </w:r>
     </w:p>
     <w:p>
@@ -3285,19 +3514,19 @@
         </w:numPr>
       </w:pPr>
       <w:r>
-        <w:t>Alternate glycolytic route; supports fermentative carbon metabolism under low oxygen</w:t>
-      </w:r>
-    </w:p>
-    <w:p>
-      <w:pPr>
-        <w:pStyle w:val="ListParagraph"/>
-        <w:numPr>
-          <w:ilvl w:val="3"/>
-          <w:numId w:val="7"/>
-        </w:numPr>
-      </w:pPr>
-      <w:r>
-        <w:t>pyruvate fermentation to acetate and (S)-lactate I</w:t>
+        <w:t>Core energy-generating pathway; upregulation reflects enhanced sugar utilization under anaerobic conditions</w:t>
+      </w:r>
+    </w:p>
+    <w:p>
+      <w:pPr>
+        <w:pStyle w:val="ListParagraph"/>
+        <w:numPr>
+          <w:ilvl w:val="3"/>
+          <w:numId w:val="7"/>
+        </w:numPr>
+      </w:pPr>
+      <w:r>
+        <w:t>D-galactose degradation I (Leloir pathway)</w:t>
       </w:r>
     </w:p>
     <w:p>
@@ -3309,19 +3538,19 @@
         </w:numPr>
       </w:pPr>
       <w:r>
-        <w:t>Mixed acid fermentation under low O₂; classic microbial anaerobic response</w:t>
-      </w:r>
-    </w:p>
-    <w:p>
-      <w:pPr>
-        <w:pStyle w:val="ListParagraph"/>
-        <w:numPr>
-          <w:ilvl w:val="3"/>
-          <w:numId w:val="7"/>
-        </w:numPr>
-      </w:pPr>
-      <w:r>
-        <w:t>pyruvate fermentation to acetate and lactate II</w:t>
+        <w:t>Connects to glycolysis; supports anaerobic sugar fermentation.</w:t>
+      </w:r>
+    </w:p>
+    <w:p>
+      <w:pPr>
+        <w:pStyle w:val="ListParagraph"/>
+        <w:numPr>
+          <w:ilvl w:val="3"/>
+          <w:numId w:val="7"/>
+        </w:numPr>
+      </w:pPr>
+      <w:r>
+        <w:t>glycogen degradation II</w:t>
       </w:r>
     </w:p>
     <w:p>
@@ -3333,7 +3562,19 @@
         </w:numPr>
       </w:pPr>
       <w:r>
-        <w:t>Confirms shift to fermentation in altered oxygen environments</w:t>
+        <w:t>Mobilization of stored glucose suggests adaptation to fluctuating energy availability.</w:t>
+      </w:r>
+    </w:p>
+    <w:p>
+      <w:pPr>
+        <w:pStyle w:val="ListParagraph"/>
+        <w:numPr>
+          <w:ilvl w:val="1"/>
+          <w:numId w:val="7"/>
+        </w:numPr>
+      </w:pPr>
+      <w:r>
+        <w:t>Aerobic metabolism (neg effects): there are a decrease in aerobic pathways in the gut suggesting a switch to anerobic metabolism with rising temperatures</w:t>
       </w:r>
     </w:p>
     <w:p>
@@ -3345,19 +3586,24 @@
         </w:numPr>
       </w:pPr>
       <w:r>
-        <w:t>Reduced aerobic respiration</w:t>
-      </w:r>
-    </w:p>
-    <w:p>
-      <w:pPr>
-        <w:pStyle w:val="ListParagraph"/>
-        <w:numPr>
-          <w:ilvl w:val="3"/>
-          <w:numId w:val="7"/>
-        </w:numPr>
-      </w:pPr>
-      <w:r>
-        <w:t>reductive TCA cycle I</w:t>
+        <w:t>Suppression of Core Aerobic Respiration Modules</w:t>
+      </w:r>
+    </w:p>
+    <w:p>
+      <w:pPr>
+        <w:pStyle w:val="ListParagraph"/>
+        <w:numPr>
+          <w:ilvl w:val="3"/>
+          <w:numId w:val="7"/>
+        </w:numPr>
+      </w:pPr>
+      <w:proofErr w:type="spellStart"/>
+      <w:r>
+        <w:t>superpathway</w:t>
+      </w:r>
+      <w:proofErr w:type="spellEnd"/>
+      <w:r>
+        <w:t xml:space="preserve"> of glycolysis, pyruvate dehydrogenase, TCA, and glyoxylate bypass</w:t>
       </w:r>
     </w:p>
     <w:p>
@@ -3369,7 +3615,31 @@
         </w:numPr>
       </w:pPr>
       <w:r>
-        <w:t>TCA truncation is typical under anaerobic or low-energy states</w:t>
+        <w:t>Integrated aerobic energy module; broad suppression reflects respiratory downshift.</w:t>
+      </w:r>
+    </w:p>
+    <w:p>
+      <w:pPr>
+        <w:pStyle w:val="ListParagraph"/>
+        <w:numPr>
+          <w:ilvl w:val="3"/>
+          <w:numId w:val="7"/>
+        </w:numPr>
+      </w:pPr>
+      <w:r>
+        <w:t>glyoxylate cycle</w:t>
+      </w:r>
+    </w:p>
+    <w:p>
+      <w:pPr>
+        <w:pStyle w:val="ListParagraph"/>
+        <w:numPr>
+          <w:ilvl w:val="4"/>
+          <w:numId w:val="7"/>
+        </w:numPr>
+      </w:pPr>
+      <w:r>
+        <w:t>Used in oxidative growth on 2-carbon compounds; downregulation may indicate oxygen limitation or taxonomic loss.</w:t>
       </w:r>
     </w:p>
     <w:p>
@@ -3381,27 +3651,24 @@
         </w:numPr>
       </w:pPr>
       <w:r>
-        <w:t>Adaption to carbon flow under hypoxia</w:t>
-      </w:r>
-    </w:p>
-    <w:p>
-      <w:pPr>
-        <w:pStyle w:val="ListParagraph"/>
-        <w:numPr>
-          <w:ilvl w:val="3"/>
-          <w:numId w:val="7"/>
-        </w:numPr>
-      </w:pPr>
-      <w:r>
-        <w:t>formaldehyde assimilation II (</w:t>
-      </w:r>
+        <w:t>Reduction of carbon metabolism</w:t>
+      </w:r>
+    </w:p>
+    <w:p>
+      <w:pPr>
+        <w:pStyle w:val="ListParagraph"/>
+        <w:numPr>
+          <w:ilvl w:val="3"/>
+          <w:numId w:val="7"/>
+        </w:numPr>
+      </w:pPr>
       <w:proofErr w:type="spellStart"/>
       <w:r>
-        <w:t>RuMP</w:t>
+        <w:t>superpathway</w:t>
       </w:r>
       <w:proofErr w:type="spellEnd"/>
       <w:r>
-        <w:t xml:space="preserve"> Cycle)</w:t>
+        <w:t xml:space="preserve"> of glycol metabolism and degradation</w:t>
       </w:r>
     </w:p>
     <w:p>
@@ -3413,19 +3680,19 @@
         </w:numPr>
       </w:pPr>
       <w:r>
-        <w:t>Active in certain anaerobes (e.g., methanotrophs); signals expansion of niche taxa.</w:t>
-      </w:r>
-    </w:p>
-    <w:p>
-      <w:pPr>
-        <w:pStyle w:val="ListParagraph"/>
-        <w:numPr>
-          <w:ilvl w:val="3"/>
-          <w:numId w:val="7"/>
-        </w:numPr>
-      </w:pPr>
-      <w:r>
-        <w:t>gluconeogenesis I</w:t>
+        <w:t>Suppression suggests a breakdown of central carbon flux under reduced oxygen.</w:t>
+      </w:r>
+    </w:p>
+    <w:p>
+      <w:pPr>
+        <w:pStyle w:val="ListParagraph"/>
+        <w:numPr>
+          <w:ilvl w:val="3"/>
+          <w:numId w:val="7"/>
+        </w:numPr>
+      </w:pPr>
+      <w:r>
+        <w:t>methanol oxidation to CO₂</w:t>
       </w:r>
     </w:p>
     <w:p>
@@ -3437,7 +3704,43 @@
         </w:numPr>
       </w:pPr>
       <w:r>
-        <w:t>May support metabolic flexibility or shuttling of carbon under stress.</w:t>
+        <w:t>A strictly aerobic pathway; suppression may reflect hypoxic conditions or microbial shifts.</w:t>
+      </w:r>
+    </w:p>
+    <w:p>
+      <w:pPr>
+        <w:pStyle w:val="ListParagraph"/>
+        <w:numPr>
+          <w:ilvl w:val="3"/>
+          <w:numId w:val="7"/>
+        </w:numPr>
+      </w:pPr>
+      <w:r>
+        <w:t>nitrate reduction V (assimilatory)</w:t>
+      </w:r>
+    </w:p>
+    <w:p>
+      <w:pPr>
+        <w:pStyle w:val="ListParagraph"/>
+        <w:numPr>
+          <w:ilvl w:val="4"/>
+          <w:numId w:val="7"/>
+        </w:numPr>
+      </w:pPr>
+      <w:r>
+        <w:t>Facultative anaerobes use nitrate as an alternative electron acceptor; its decline may indicate loss of adaptable taxa</w:t>
+      </w:r>
+    </w:p>
+    <w:p>
+      <w:pPr>
+        <w:pStyle w:val="ListParagraph"/>
+        <w:numPr>
+          <w:ilvl w:val="1"/>
+          <w:numId w:val="7"/>
+        </w:numPr>
+      </w:pPr>
+      <w:r>
+        <w:t>Decrease in complex carb fermentation</w:t>
       </w:r>
     </w:p>
     <w:p>
@@ -3449,258 +3752,100 @@
         </w:numPr>
       </w:pPr>
       <w:r>
-        <w:t>Enhanced Utilization of Sugars for Anaerobic Energy</w:t>
-      </w:r>
-    </w:p>
-    <w:p>
-      <w:pPr>
-        <w:pStyle w:val="ListParagraph"/>
-        <w:numPr>
-          <w:ilvl w:val="3"/>
-          <w:numId w:val="7"/>
-        </w:numPr>
-      </w:pPr>
-      <w:r>
-        <w:t>glucose and glucose-1-phosphate degradation</w:t>
-      </w:r>
-    </w:p>
-    <w:p>
-      <w:pPr>
-        <w:pStyle w:val="ListParagraph"/>
-        <w:numPr>
-          <w:ilvl w:val="4"/>
-          <w:numId w:val="7"/>
-        </w:numPr>
-      </w:pPr>
-      <w:r>
-        <w:t>Core energy-generating pathway; upregulation reflects enhanced sugar utilization under anaerobic conditions</w:t>
-      </w:r>
-    </w:p>
-    <w:p>
-      <w:pPr>
-        <w:pStyle w:val="ListParagraph"/>
-        <w:numPr>
-          <w:ilvl w:val="3"/>
-          <w:numId w:val="7"/>
-        </w:numPr>
-      </w:pPr>
-      <w:r>
-        <w:t>D-galactose degradation I (Leloir pathway)</w:t>
-      </w:r>
-    </w:p>
-    <w:p>
-      <w:pPr>
-        <w:pStyle w:val="ListParagraph"/>
-        <w:numPr>
-          <w:ilvl w:val="4"/>
-          <w:numId w:val="7"/>
-        </w:numPr>
-      </w:pPr>
-      <w:r>
-        <w:t>Connects to glycolysis; supports anaerobic sugar fermentation.</w:t>
-      </w:r>
-    </w:p>
-    <w:p>
-      <w:pPr>
-        <w:pStyle w:val="ListParagraph"/>
-        <w:numPr>
-          <w:ilvl w:val="3"/>
-          <w:numId w:val="7"/>
-        </w:numPr>
-      </w:pPr>
-      <w:r>
-        <w:t>glycogen degradation II</w:t>
-      </w:r>
-    </w:p>
-    <w:p>
-      <w:pPr>
-        <w:pStyle w:val="ListParagraph"/>
-        <w:numPr>
-          <w:ilvl w:val="4"/>
-          <w:numId w:val="7"/>
-        </w:numPr>
-      </w:pPr>
-      <w:r>
-        <w:t>Mobilization of stored glucose suggests adaptation to fluctuating energy availability.</w:t>
-      </w:r>
-    </w:p>
-    <w:p>
-      <w:pPr>
-        <w:pStyle w:val="ListParagraph"/>
-        <w:numPr>
-          <w:ilvl w:val="1"/>
-          <w:numId w:val="7"/>
-        </w:numPr>
-      </w:pPr>
-      <w:r>
-        <w:t>Aerobic metabolism (neg effects): there are a decrease in aerobic pathways in the gut suggesting a switch to anerobic metabolism with rising temperatures</w:t>
-      </w:r>
-    </w:p>
-    <w:p>
-      <w:pPr>
-        <w:pStyle w:val="ListParagraph"/>
-        <w:numPr>
-          <w:ilvl w:val="2"/>
-          <w:numId w:val="7"/>
-        </w:numPr>
-      </w:pPr>
-      <w:r>
-        <w:t>Suppression of Core Aerobic Respiration Modules</w:t>
-      </w:r>
-    </w:p>
-    <w:p>
-      <w:pPr>
-        <w:pStyle w:val="ListParagraph"/>
-        <w:numPr>
-          <w:ilvl w:val="3"/>
-          <w:numId w:val="7"/>
-        </w:numPr>
-      </w:pPr>
+        <w:t xml:space="preserve">Carbohydrate </w:t>
+      </w:r>
       <w:proofErr w:type="spellStart"/>
       <w:r>
+        <w:t>degration</w:t>
+      </w:r>
+      <w:proofErr w:type="spellEnd"/>
+      <w:r>
+        <w:t xml:space="preserve"> – core </w:t>
+      </w:r>
+      <w:proofErr w:type="spellStart"/>
+      <w:r>
+        <w:t>ferementative</w:t>
+      </w:r>
+      <w:proofErr w:type="spellEnd"/>
+      <w:r>
+        <w:t xml:space="preserve"> fiber degradation</w:t>
+      </w:r>
+    </w:p>
+    <w:p>
+      <w:pPr>
+        <w:pStyle w:val="ListParagraph"/>
+        <w:numPr>
+          <w:ilvl w:val="3"/>
+          <w:numId w:val="7"/>
+        </w:numPr>
+      </w:pPr>
+      <w:r>
+        <w:rPr>
+          <w:rFonts w:ascii="Aptos Narrow" w:hAnsi="Aptos Narrow"/>
+          <w:color w:val="000000"/>
+        </w:rPr>
+        <w:t>D-arabinose degradation I</w:t>
+      </w:r>
+    </w:p>
+    <w:p>
+      <w:pPr>
+        <w:pStyle w:val="ListParagraph"/>
+        <w:numPr>
+          <w:ilvl w:val="3"/>
+          <w:numId w:val="7"/>
+        </w:numPr>
+      </w:pPr>
+      <w:r>
+        <w:rPr>
+          <w:rFonts w:ascii="Aptos Narrow" w:hAnsi="Aptos Narrow"/>
+          <w:color w:val="000000"/>
+        </w:rPr>
+        <w:t>D-</w:t>
+      </w:r>
+      <w:proofErr w:type="spellStart"/>
+      <w:r>
+        <w:rPr>
+          <w:rFonts w:ascii="Aptos Narrow" w:hAnsi="Aptos Narrow"/>
+          <w:color w:val="000000"/>
+        </w:rPr>
+        <w:t>glucarate</w:t>
+      </w:r>
+      <w:proofErr w:type="spellEnd"/>
+      <w:r>
+        <w:rPr>
+          <w:rFonts w:ascii="Aptos Narrow" w:hAnsi="Aptos Narrow"/>
+          <w:color w:val="000000"/>
+        </w:rPr>
+        <w:t xml:space="preserve"> degradation I</w:t>
+      </w:r>
+    </w:p>
+    <w:p>
+      <w:pPr>
+        <w:pStyle w:val="ListParagraph"/>
+        <w:numPr>
+          <w:ilvl w:val="3"/>
+          <w:numId w:val="7"/>
+        </w:numPr>
+      </w:pPr>
+      <w:proofErr w:type="spellStart"/>
+      <w:r>
+        <w:lastRenderedPageBreak/>
         <w:t>superpathway</w:t>
       </w:r>
       <w:proofErr w:type="spellEnd"/>
       <w:r>
-        <w:t xml:space="preserve"> of glycolysis, pyruvate dehydrogenase, TCA, and glyoxylate bypass</w:t>
-      </w:r>
-    </w:p>
-    <w:p>
-      <w:pPr>
-        <w:pStyle w:val="ListParagraph"/>
-        <w:numPr>
-          <w:ilvl w:val="4"/>
-          <w:numId w:val="7"/>
-        </w:numPr>
-      </w:pPr>
-      <w:r>
-        <w:lastRenderedPageBreak/>
-        <w:t>Integrated aerobic energy module; broad suppression reflects respiratory downshift.</w:t>
-      </w:r>
-    </w:p>
-    <w:p>
-      <w:pPr>
-        <w:pStyle w:val="ListParagraph"/>
-        <w:numPr>
-          <w:ilvl w:val="3"/>
-          <w:numId w:val="7"/>
-        </w:numPr>
-      </w:pPr>
-      <w:r>
-        <w:t>glyoxylate cycle</w:t>
-      </w:r>
-    </w:p>
-    <w:p>
-      <w:pPr>
-        <w:pStyle w:val="ListParagraph"/>
-        <w:numPr>
-          <w:ilvl w:val="4"/>
-          <w:numId w:val="7"/>
-        </w:numPr>
-      </w:pPr>
-      <w:r>
-        <w:t>Used in oxidative growth on 2-carbon compounds; downregulation may indicate oxygen limitation or taxonomic loss.</w:t>
-      </w:r>
-    </w:p>
-    <w:p>
-      <w:pPr>
-        <w:pStyle w:val="ListParagraph"/>
-        <w:numPr>
-          <w:ilvl w:val="2"/>
-          <w:numId w:val="7"/>
-        </w:numPr>
-      </w:pPr>
-      <w:r>
-        <w:t>Reduction of carbon metabolism</w:t>
-      </w:r>
-    </w:p>
-    <w:p>
-      <w:pPr>
-        <w:pStyle w:val="ListParagraph"/>
-        <w:numPr>
-          <w:ilvl w:val="3"/>
-          <w:numId w:val="7"/>
-        </w:numPr>
-      </w:pPr>
+        <w:t xml:space="preserve"> of D-</w:t>
+      </w:r>
       <w:proofErr w:type="spellStart"/>
       <w:r>
-        <w:t>superpathway</w:t>
+        <w:t>glucarate</w:t>
       </w:r>
       <w:proofErr w:type="spellEnd"/>
       <w:r>
-        <w:t xml:space="preserve"> of glycol metabolism and degradation</w:t>
-      </w:r>
-    </w:p>
-    <w:p>
-      <w:pPr>
-        <w:pStyle w:val="ListParagraph"/>
-        <w:numPr>
-          <w:ilvl w:val="4"/>
-          <w:numId w:val="7"/>
-        </w:numPr>
-      </w:pPr>
-      <w:r>
-        <w:t>Suppression suggests a breakdown of central carbon flux under reduced oxygen.</w:t>
-      </w:r>
-    </w:p>
-    <w:p>
-      <w:pPr>
-        <w:pStyle w:val="ListParagraph"/>
-        <w:numPr>
-          <w:ilvl w:val="3"/>
-          <w:numId w:val="7"/>
-        </w:numPr>
-      </w:pPr>
-      <w:r>
-        <w:t>methanol oxidation to CO₂</w:t>
-      </w:r>
-    </w:p>
-    <w:p>
-      <w:pPr>
-        <w:pStyle w:val="ListParagraph"/>
-        <w:numPr>
-          <w:ilvl w:val="4"/>
-          <w:numId w:val="7"/>
-        </w:numPr>
-      </w:pPr>
-      <w:r>
-        <w:t>A strictly aerobic pathway; suppression may reflect hypoxic conditions or microbial shifts.</w:t>
-      </w:r>
-    </w:p>
-    <w:p>
-      <w:pPr>
-        <w:pStyle w:val="ListParagraph"/>
-        <w:numPr>
-          <w:ilvl w:val="3"/>
-          <w:numId w:val="7"/>
-        </w:numPr>
-      </w:pPr>
-      <w:r>
-        <w:t>nitrate reduction V (assimilatory)</w:t>
-      </w:r>
-    </w:p>
-    <w:p>
-      <w:pPr>
-        <w:pStyle w:val="ListParagraph"/>
-        <w:numPr>
-          <w:ilvl w:val="4"/>
-          <w:numId w:val="7"/>
-        </w:numPr>
-      </w:pPr>
-      <w:r>
-        <w:t>Facultative anaerobes use nitrate as an alternative electron acceptor; its decline may indicate loss of adaptable taxa</w:t>
-      </w:r>
-    </w:p>
-    <w:p>
-      <w:pPr>
-        <w:pStyle w:val="ListParagraph"/>
-        <w:numPr>
-          <w:ilvl w:val="2"/>
-          <w:numId w:val="7"/>
-        </w:numPr>
-      </w:pPr>
-      <w:r>
-        <w:t>Reduces carbohydrate metabolism</w:t>
+        <w:t xml:space="preserve"> and D-galactarate </w:t>
+      </w:r>
+      <w:r>
+        <w:t>degradation</w:t>
       </w:r>
     </w:p>
     <w:p>
@@ -3713,18 +3858,6 @@
       </w:pPr>
       <w:r>
         <w:t>starch degradation III</w:t>
-      </w:r>
-    </w:p>
-    <w:p>
-      <w:pPr>
-        <w:pStyle w:val="ListParagraph"/>
-        <w:numPr>
-          <w:ilvl w:val="4"/>
-          <w:numId w:val="7"/>
-        </w:numPr>
-      </w:pPr>
-      <w:r>
-        <w:t>lower breakdown of complex polysaccharides may indicate disrupted upstream aerobic metabolism or taxonomic shifts</w:t>
       </w:r>
     </w:p>
     <w:p>
@@ -3879,12 +4012,271 @@
       </w:pPr>
       <w:proofErr w:type="spellStart"/>
       <w:r>
+        <w:t>superpathway</w:t>
+      </w:r>
+      <w:proofErr w:type="spellEnd"/>
+      <w:r>
+        <w:t xml:space="preserve"> of glyoxylate cycle and fatty acid degradation</w:t>
+      </w:r>
+    </w:p>
+    <w:p>
+      <w:pPr>
+        <w:pStyle w:val="ListParagraph"/>
+        <w:numPr>
+          <w:ilvl w:val="4"/>
+          <w:numId w:val="7"/>
+        </w:numPr>
+      </w:pPr>
+      <w:r>
+        <w:t>Broad suppression of oxidative FA degradation under thermal stress</w:t>
+      </w:r>
+    </w:p>
+    <w:p>
+      <w:pPr>
+        <w:pStyle w:val="ListParagraph"/>
+        <w:numPr>
+          <w:ilvl w:val="3"/>
+          <w:numId w:val="7"/>
+        </w:numPr>
+      </w:pPr>
+      <w:r>
+        <w:t>Phospholipases</w:t>
+      </w:r>
+    </w:p>
+    <w:p>
+      <w:pPr>
+        <w:pStyle w:val="ListParagraph"/>
+        <w:numPr>
+          <w:ilvl w:val="4"/>
+          <w:numId w:val="7"/>
+        </w:numPr>
+      </w:pPr>
+      <w:r>
+        <w:t>Impaired phospholipid turnover; may affect microbial stress signaling or membrane maintenance.</w:t>
+      </w:r>
+    </w:p>
+    <w:p>
+      <w:pPr>
+        <w:pStyle w:val="ListParagraph"/>
+        <w:numPr>
+          <w:ilvl w:val="3"/>
+          <w:numId w:val="7"/>
+        </w:numPr>
+      </w:pPr>
+      <w:r>
+        <w:t>fatty acid salvage</w:t>
+      </w:r>
+    </w:p>
+    <w:p>
+      <w:pPr>
+        <w:pStyle w:val="ListParagraph"/>
+        <w:numPr>
+          <w:ilvl w:val="4"/>
+          <w:numId w:val="7"/>
+        </w:numPr>
+      </w:pPr>
+      <w:r>
+        <w:t>Indicates limited recycling of host- or self-derived lipids — a potential loss of flexibility</w:t>
+      </w:r>
+    </w:p>
+    <w:p>
+      <w:pPr>
+        <w:pStyle w:val="ListParagraph"/>
+        <w:numPr>
+          <w:ilvl w:val="1"/>
+          <w:numId w:val="7"/>
+        </w:numPr>
+      </w:pPr>
+      <w:r>
+        <w:t>Fatty acid synthesis and remodeling (pos effects)</w:t>
+      </w:r>
+      <w:r>
+        <w:t xml:space="preserve">: increase in these </w:t>
+      </w:r>
+      <w:proofErr w:type="spellStart"/>
+      <w:r>
+        <w:t>patheays</w:t>
+      </w:r>
+      <w:proofErr w:type="spellEnd"/>
+      <w:r>
+        <w:t xml:space="preserve"> may represent </w:t>
+      </w:r>
+      <w:r>
+        <w:t xml:space="preserve">adaptive membrane remodeling </w:t>
+      </w:r>
+      <w:r>
+        <w:t>to maintain fluidity and function under thermal and oxidative stress</w:t>
+      </w:r>
+      <w:r>
+        <w:t xml:space="preserve"> </w:t>
+      </w:r>
+    </w:p>
+    <w:p>
+      <w:pPr>
+        <w:pStyle w:val="ListParagraph"/>
+        <w:numPr>
+          <w:ilvl w:val="2"/>
+          <w:numId w:val="7"/>
+        </w:numPr>
+      </w:pPr>
+      <w:r>
+        <w:t>Increased Unsaturated Fatty Acid (MUFA) Synthesis</w:t>
+      </w:r>
+    </w:p>
+    <w:p>
+      <w:pPr>
+        <w:pStyle w:val="ListParagraph"/>
+        <w:numPr>
+          <w:ilvl w:val="3"/>
+          <w:numId w:val="7"/>
+        </w:numPr>
+      </w:pPr>
+      <w:r>
+        <w:t>oleate biosynthesis IV (anaerobic)</w:t>
+      </w:r>
+    </w:p>
+    <w:p>
+      <w:pPr>
+        <w:pStyle w:val="ListParagraph"/>
+        <w:numPr>
+          <w:ilvl w:val="4"/>
+          <w:numId w:val="7"/>
+        </w:numPr>
+      </w:pPr>
+      <w:r>
+        <w:t>Oleate promotes membrane flexibility and anti-inflammatory tone; likely stress-buffering</w:t>
+      </w:r>
+    </w:p>
+    <w:p>
+      <w:pPr>
+        <w:pStyle w:val="ListParagraph"/>
+        <w:numPr>
+          <w:ilvl w:val="3"/>
+          <w:numId w:val="7"/>
+        </w:numPr>
+      </w:pPr>
+      <w:r>
+        <w:t>palmitoleate biosynthesis I</w:t>
+      </w:r>
+    </w:p>
+    <w:p>
+      <w:pPr>
+        <w:pStyle w:val="ListParagraph"/>
+        <w:numPr>
+          <w:ilvl w:val="4"/>
+          <w:numId w:val="7"/>
+        </w:numPr>
+      </w:pPr>
+      <w:r>
+        <w:t>Also a MUFA with anti-inflammatory properties; may stabilize membranes</w:t>
+      </w:r>
+    </w:p>
+    <w:p>
+      <w:pPr>
+        <w:pStyle w:val="ListParagraph"/>
+        <w:numPr>
+          <w:ilvl w:val="3"/>
+          <w:numId w:val="7"/>
+        </w:numPr>
+      </w:pPr>
+      <w:r>
+        <w:t>cis-</w:t>
+      </w:r>
+      <w:proofErr w:type="spellStart"/>
+      <w:r>
+        <w:t>vaccenate</w:t>
+      </w:r>
+      <w:proofErr w:type="spellEnd"/>
+      <w:r>
+        <w:t xml:space="preserve"> biosynthesis</w:t>
+      </w:r>
+    </w:p>
+    <w:p>
+      <w:pPr>
+        <w:pStyle w:val="ListParagraph"/>
+        <w:numPr>
+          <w:ilvl w:val="4"/>
+          <w:numId w:val="7"/>
+        </w:numPr>
+      </w:pPr>
+      <w:r>
         <w:lastRenderedPageBreak/>
+        <w:t>Unsaturated FA that enhances membrane fluidity; consistent with adaptation to heat</w:t>
+      </w:r>
+    </w:p>
+    <w:p>
+      <w:pPr>
+        <w:pStyle w:val="ListParagraph"/>
+        <w:numPr>
+          <w:ilvl w:val="3"/>
+          <w:numId w:val="7"/>
+        </w:numPr>
+      </w:pPr>
+      <w:proofErr w:type="spellStart"/>
+      <w:r>
+        <w:t>petroselinate</w:t>
+      </w:r>
+      <w:proofErr w:type="spellEnd"/>
+      <w:r>
+        <w:t xml:space="preserve"> biosynthesis</w:t>
+      </w:r>
+    </w:p>
+    <w:p>
+      <w:pPr>
+        <w:pStyle w:val="ListParagraph"/>
+        <w:numPr>
+          <w:ilvl w:val="4"/>
+          <w:numId w:val="7"/>
+        </w:numPr>
+      </w:pPr>
+      <w:r>
+        <w:t>An oleate isomer; likely supports similar membrane-stabilizing roles</w:t>
+      </w:r>
+    </w:p>
+    <w:p>
+      <w:pPr>
+        <w:pStyle w:val="ListParagraph"/>
+        <w:numPr>
+          <w:ilvl w:val="3"/>
+          <w:numId w:val="7"/>
+        </w:numPr>
+      </w:pPr>
+      <w:proofErr w:type="spellStart"/>
+      <w:r>
+        <w:t>gondoate</w:t>
+      </w:r>
+      <w:proofErr w:type="spellEnd"/>
+      <w:r>
+        <w:t xml:space="preserve"> biosynthesis (anaerobic)</w:t>
+      </w:r>
+    </w:p>
+    <w:p>
+      <w:pPr>
+        <w:pStyle w:val="ListParagraph"/>
+        <w:numPr>
+          <w:ilvl w:val="4"/>
+          <w:numId w:val="7"/>
+        </w:numPr>
+      </w:pPr>
+      <w:r>
+        <w:t>Another MUFA that may support stress-adapted membrane remodeling</w:t>
+      </w:r>
+    </w:p>
+    <w:p>
+      <w:pPr>
+        <w:pStyle w:val="ListParagraph"/>
+        <w:numPr>
+          <w:ilvl w:val="3"/>
+          <w:numId w:val="7"/>
+        </w:numPr>
+      </w:pPr>
+      <w:proofErr w:type="spellStart"/>
+      <w:r>
         <w:t>superpathway</w:t>
       </w:r>
       <w:proofErr w:type="spellEnd"/>
       <w:r>
-        <w:t xml:space="preserve"> of glyoxylate cycle and fatty acid degradation</w:t>
+        <w:t xml:space="preserve"> of unsaturated fatty acid  biosynthesis (E. coli)</w:t>
       </w:r>
     </w:p>
     <w:p>
@@ -3896,19 +4288,24 @@
         </w:numPr>
       </w:pPr>
       <w:r>
-        <w:t>Broad suppression of oxidative FA degradation under thermal stress</w:t>
-      </w:r>
-    </w:p>
-    <w:p>
-      <w:pPr>
-        <w:pStyle w:val="ListParagraph"/>
-        <w:numPr>
-          <w:ilvl w:val="3"/>
-          <w:numId w:val="7"/>
-        </w:numPr>
-      </w:pPr>
-      <w:r>
-        <w:t>Phospholipases</w:t>
+        <w:t>Strong upregulation signals microbial investment in MUFAs under thermal stress</w:t>
+      </w:r>
+    </w:p>
+    <w:p>
+      <w:pPr>
+        <w:pStyle w:val="ListParagraph"/>
+        <w:numPr>
+          <w:ilvl w:val="3"/>
+          <w:numId w:val="7"/>
+        </w:numPr>
+      </w:pPr>
+      <w:proofErr w:type="spellStart"/>
+      <w:r>
+        <w:t>superpathway</w:t>
+      </w:r>
+      <w:proofErr w:type="spellEnd"/>
+      <w:r>
+        <w:t xml:space="preserve"> of fatty acid biosynthesis (E. coli)</w:t>
       </w:r>
     </w:p>
     <w:p>
@@ -3920,19 +4317,19 @@
         </w:numPr>
       </w:pPr>
       <w:r>
-        <w:t>Impaired phospholipid turnover; may affect microbial stress signaling or membrane maintenance.</w:t>
-      </w:r>
-    </w:p>
-    <w:p>
-      <w:pPr>
-        <w:pStyle w:val="ListParagraph"/>
-        <w:numPr>
-          <w:ilvl w:val="3"/>
-          <w:numId w:val="7"/>
-        </w:numPr>
-      </w:pPr>
-      <w:r>
-        <w:t>fatty acid salvage</w:t>
+        <w:t>De novo synthesis of FAs may compensate for reduced salvage or oxidation</w:t>
+      </w:r>
+    </w:p>
+    <w:p>
+      <w:pPr>
+        <w:pStyle w:val="ListParagraph"/>
+        <w:numPr>
+          <w:ilvl w:val="3"/>
+          <w:numId w:val="7"/>
+        </w:numPr>
+      </w:pPr>
+      <w:r>
+        <w:t>fatty acid elongation – saturated</w:t>
       </w:r>
     </w:p>
     <w:p>
@@ -3944,63 +4341,19 @@
         </w:numPr>
       </w:pPr>
       <w:r>
-        <w:t>Indicates limited recycling of host- or self-derived lipids — a potential loss of flexibility</w:t>
-      </w:r>
-    </w:p>
-    <w:p>
-      <w:pPr>
-        <w:pStyle w:val="ListParagraph"/>
-        <w:numPr>
-          <w:ilvl w:val="1"/>
-          <w:numId w:val="7"/>
-        </w:numPr>
-      </w:pPr>
-      <w:r>
-        <w:t>Fatty acid synthesis and remodeling (pos effects)</w:t>
-      </w:r>
-      <w:r>
-        <w:t xml:space="preserve">: increase in these </w:t>
-      </w:r>
-      <w:proofErr w:type="spellStart"/>
-      <w:r>
-        <w:t>patheays</w:t>
-      </w:r>
-      <w:proofErr w:type="spellEnd"/>
-      <w:r>
-        <w:t xml:space="preserve"> may represent </w:t>
-      </w:r>
-      <w:r>
-        <w:t xml:space="preserve">adaptive membrane remodeling </w:t>
-      </w:r>
-      <w:r>
-        <w:t>to maintain fluidity and function under thermal and oxidative stress</w:t>
-      </w:r>
-      <w:r>
-        <w:t xml:space="preserve"> </w:t>
-      </w:r>
-    </w:p>
-    <w:p>
-      <w:pPr>
-        <w:pStyle w:val="ListParagraph"/>
-        <w:numPr>
-          <w:ilvl w:val="2"/>
-          <w:numId w:val="7"/>
-        </w:numPr>
-      </w:pPr>
-      <w:r>
-        <w:t>Increased Unsaturated Fatty Acid (MUFA) Synthesis</w:t>
-      </w:r>
-    </w:p>
-    <w:p>
-      <w:pPr>
-        <w:pStyle w:val="ListParagraph"/>
-        <w:numPr>
-          <w:ilvl w:val="3"/>
-          <w:numId w:val="7"/>
-        </w:numPr>
-      </w:pPr>
-      <w:r>
-        <w:t>oleate biosynthesis IV (anaerobic)</w:t>
+        <w:t>Adjusts chain length for optimal membrane packing under new conditions</w:t>
+      </w:r>
+    </w:p>
+    <w:p>
+      <w:pPr>
+        <w:pStyle w:val="ListParagraph"/>
+        <w:numPr>
+          <w:ilvl w:val="3"/>
+          <w:numId w:val="7"/>
+        </w:numPr>
+      </w:pPr>
+      <w:r>
+        <w:t>stearate biosynthesis II (bacteria &amp; plants)</w:t>
       </w:r>
     </w:p>
     <w:p>
@@ -4012,227 +4365,6 @@
         </w:numPr>
       </w:pPr>
       <w:r>
-        <w:t>Oleate promotes membrane flexibility and anti-inflammatory tone; likely stress-buffering</w:t>
-      </w:r>
-    </w:p>
-    <w:p>
-      <w:pPr>
-        <w:pStyle w:val="ListParagraph"/>
-        <w:numPr>
-          <w:ilvl w:val="3"/>
-          <w:numId w:val="7"/>
-        </w:numPr>
-      </w:pPr>
-      <w:r>
-        <w:t>palmitoleate biosynthesis I</w:t>
-      </w:r>
-    </w:p>
-    <w:p>
-      <w:pPr>
-        <w:pStyle w:val="ListParagraph"/>
-        <w:numPr>
-          <w:ilvl w:val="4"/>
-          <w:numId w:val="7"/>
-        </w:numPr>
-      </w:pPr>
-      <w:r>
-        <w:t>Also a MUFA with anti-inflammatory properties; may stabilize membranes</w:t>
-      </w:r>
-    </w:p>
-    <w:p>
-      <w:pPr>
-        <w:pStyle w:val="ListParagraph"/>
-        <w:numPr>
-          <w:ilvl w:val="3"/>
-          <w:numId w:val="7"/>
-        </w:numPr>
-      </w:pPr>
-      <w:r>
-        <w:t>cis-</w:t>
-      </w:r>
-      <w:proofErr w:type="spellStart"/>
-      <w:r>
-        <w:t>vaccenate</w:t>
-      </w:r>
-      <w:proofErr w:type="spellEnd"/>
-      <w:r>
-        <w:t xml:space="preserve"> biosynthesis</w:t>
-      </w:r>
-    </w:p>
-    <w:p>
-      <w:pPr>
-        <w:pStyle w:val="ListParagraph"/>
-        <w:numPr>
-          <w:ilvl w:val="4"/>
-          <w:numId w:val="7"/>
-        </w:numPr>
-      </w:pPr>
-      <w:r>
-        <w:t>Unsaturated FA that enhances membrane fluidity; consistent with adaptation to heat</w:t>
-      </w:r>
-    </w:p>
-    <w:p>
-      <w:pPr>
-        <w:pStyle w:val="ListParagraph"/>
-        <w:numPr>
-          <w:ilvl w:val="3"/>
-          <w:numId w:val="7"/>
-        </w:numPr>
-      </w:pPr>
-      <w:proofErr w:type="spellStart"/>
-      <w:r>
-        <w:t>petroselinate</w:t>
-      </w:r>
-      <w:proofErr w:type="spellEnd"/>
-      <w:r>
-        <w:t xml:space="preserve"> biosynthesis</w:t>
-      </w:r>
-    </w:p>
-    <w:p>
-      <w:pPr>
-        <w:pStyle w:val="ListParagraph"/>
-        <w:numPr>
-          <w:ilvl w:val="4"/>
-          <w:numId w:val="7"/>
-        </w:numPr>
-      </w:pPr>
-      <w:r>
-        <w:t>An oleate isomer; likely supports similar membrane-stabilizing roles</w:t>
-      </w:r>
-    </w:p>
-    <w:p>
-      <w:pPr>
-        <w:pStyle w:val="ListParagraph"/>
-        <w:numPr>
-          <w:ilvl w:val="3"/>
-          <w:numId w:val="7"/>
-        </w:numPr>
-      </w:pPr>
-      <w:proofErr w:type="spellStart"/>
-      <w:r>
-        <w:t>gondoate</w:t>
-      </w:r>
-      <w:proofErr w:type="spellEnd"/>
-      <w:r>
-        <w:t xml:space="preserve"> biosynthesis (anaerobic)</w:t>
-      </w:r>
-    </w:p>
-    <w:p>
-      <w:pPr>
-        <w:pStyle w:val="ListParagraph"/>
-        <w:numPr>
-          <w:ilvl w:val="4"/>
-          <w:numId w:val="7"/>
-        </w:numPr>
-      </w:pPr>
-      <w:r>
-        <w:t>Another MUFA that may support stress-adapted membrane remodeling</w:t>
-      </w:r>
-    </w:p>
-    <w:p>
-      <w:pPr>
-        <w:pStyle w:val="ListParagraph"/>
-        <w:numPr>
-          <w:ilvl w:val="3"/>
-          <w:numId w:val="7"/>
-        </w:numPr>
-      </w:pPr>
-      <w:proofErr w:type="spellStart"/>
-      <w:r>
-        <w:t>superpathway</w:t>
-      </w:r>
-      <w:proofErr w:type="spellEnd"/>
-      <w:r>
-        <w:t xml:space="preserve"> of unsaturated fatty acid  biosynthesis (E. coli)</w:t>
-      </w:r>
-    </w:p>
-    <w:p>
-      <w:pPr>
-        <w:pStyle w:val="ListParagraph"/>
-        <w:numPr>
-          <w:ilvl w:val="4"/>
-          <w:numId w:val="7"/>
-        </w:numPr>
-      </w:pPr>
-      <w:r>
-        <w:t>Strong upregulation signals microbial investment in MUFAs under thermal stress</w:t>
-      </w:r>
-    </w:p>
-    <w:p>
-      <w:pPr>
-        <w:pStyle w:val="ListParagraph"/>
-        <w:numPr>
-          <w:ilvl w:val="3"/>
-          <w:numId w:val="7"/>
-        </w:numPr>
-      </w:pPr>
-      <w:proofErr w:type="spellStart"/>
-      <w:r>
-        <w:t>superpathway</w:t>
-      </w:r>
-      <w:proofErr w:type="spellEnd"/>
-      <w:r>
-        <w:t xml:space="preserve"> of fatty acid biosynthesis (E. coli)</w:t>
-      </w:r>
-    </w:p>
-    <w:p>
-      <w:pPr>
-        <w:pStyle w:val="ListParagraph"/>
-        <w:numPr>
-          <w:ilvl w:val="4"/>
-          <w:numId w:val="7"/>
-        </w:numPr>
-      </w:pPr>
-      <w:r>
-        <w:t>De novo synthesis of FAs may compensate for reduced salvage or oxidation</w:t>
-      </w:r>
-    </w:p>
-    <w:p>
-      <w:pPr>
-        <w:pStyle w:val="ListParagraph"/>
-        <w:numPr>
-          <w:ilvl w:val="3"/>
-          <w:numId w:val="7"/>
-        </w:numPr>
-      </w:pPr>
-      <w:r>
-        <w:t>fatty acid elongation – saturated</w:t>
-      </w:r>
-    </w:p>
-    <w:p>
-      <w:pPr>
-        <w:pStyle w:val="ListParagraph"/>
-        <w:numPr>
-          <w:ilvl w:val="4"/>
-          <w:numId w:val="7"/>
-        </w:numPr>
-      </w:pPr>
-      <w:r>
-        <w:t>Adjusts chain length for optimal membrane packing under new conditions</w:t>
-      </w:r>
-    </w:p>
-    <w:p>
-      <w:pPr>
-        <w:pStyle w:val="ListParagraph"/>
-        <w:numPr>
-          <w:ilvl w:val="3"/>
-          <w:numId w:val="7"/>
-        </w:numPr>
-      </w:pPr>
-      <w:r>
-        <w:t>stearate biosynthesis II (bacteria &amp; plants)</w:t>
-      </w:r>
-    </w:p>
-    <w:p>
-      <w:pPr>
-        <w:pStyle w:val="ListParagraph"/>
-        <w:numPr>
-          <w:ilvl w:val="4"/>
-          <w:numId w:val="7"/>
-        </w:numPr>
-      </w:pPr>
-      <w:r>
-        <w:lastRenderedPageBreak/>
         <w:t>Saturated FA production may balance membrane fluidity in concert with MUFAs</w:t>
       </w:r>
     </w:p>
@@ -4385,6 +4517,7 @@
         </w:numPr>
       </w:pPr>
       <w:r>
+        <w:lastRenderedPageBreak/>
         <w:t>Central steps in de novo purine synthesis; increased activity reflects elevated nucleotide demand.</w:t>
       </w:r>
     </w:p>
@@ -4561,193 +4694,193 @@
         </w:numPr>
       </w:pPr>
       <w:r>
+        <w:t>salvage pathway</w:t>
+      </w:r>
+    </w:p>
+    <w:p>
+      <w:pPr>
+        <w:pStyle w:val="ListParagraph"/>
+        <w:numPr>
+          <w:ilvl w:val="2"/>
+          <w:numId w:val="7"/>
+        </w:numPr>
+      </w:pPr>
+      <w:r>
+        <w:t>Nucleotide Salvage and Recycling</w:t>
+      </w:r>
+    </w:p>
+    <w:p>
+      <w:pPr>
+        <w:pStyle w:val="ListParagraph"/>
+        <w:numPr>
+          <w:ilvl w:val="3"/>
+          <w:numId w:val="7"/>
+        </w:numPr>
+      </w:pPr>
+      <w:r>
+        <w:t>pyrimidine deoxyribonucleoside salvage</w:t>
+      </w:r>
+    </w:p>
+    <w:p>
+      <w:pPr>
+        <w:pStyle w:val="ListParagraph"/>
+        <w:numPr>
+          <w:ilvl w:val="4"/>
+          <w:numId w:val="7"/>
+        </w:numPr>
+      </w:pPr>
+      <w:r>
+        <w:t>Indicates DNA salvage — common during stress-induced DNA damage</w:t>
+      </w:r>
+    </w:p>
+    <w:p>
+      <w:pPr>
+        <w:pStyle w:val="ListParagraph"/>
+        <w:numPr>
+          <w:ilvl w:val="3"/>
+          <w:numId w:val="7"/>
+        </w:numPr>
+      </w:pPr>
+      <w:r>
+        <w:t>adenosine nucleotides degradation I</w:t>
+      </w:r>
+    </w:p>
+    <w:p>
+      <w:pPr>
+        <w:pStyle w:val="ListParagraph"/>
+        <w:numPr>
+          <w:ilvl w:val="4"/>
+          <w:numId w:val="7"/>
+        </w:numPr>
+      </w:pPr>
+      <w:r>
+        <w:t>Suggests recycling of nucleotides under energy or biosynthetic stress</w:t>
+      </w:r>
+    </w:p>
+    <w:p>
+      <w:pPr>
+        <w:pStyle w:val="ListParagraph"/>
+        <w:numPr>
+          <w:ilvl w:val="3"/>
+          <w:numId w:val="7"/>
+        </w:numPr>
+      </w:pPr>
+      <w:r>
+        <w:t>adenine and adenosine salvage III</w:t>
+      </w:r>
+    </w:p>
+    <w:p>
+      <w:pPr>
+        <w:pStyle w:val="ListParagraph"/>
+        <w:numPr>
+          <w:ilvl w:val="4"/>
+          <w:numId w:val="7"/>
+        </w:numPr>
+      </w:pPr>
+      <w:r>
+        <w:t>Enhances nucleotide recovery to meet increased demand</w:t>
+      </w:r>
+    </w:p>
+    <w:p>
+      <w:pPr>
+        <w:pStyle w:val="ListParagraph"/>
+        <w:numPr>
+          <w:ilvl w:val="2"/>
+          <w:numId w:val="7"/>
+        </w:numPr>
+      </w:pPr>
+      <w:r>
+        <w:t>tRNA Modification and Methylation for Stress Resilience</w:t>
+      </w:r>
+    </w:p>
+    <w:p>
+      <w:pPr>
+        <w:pStyle w:val="ListParagraph"/>
+        <w:numPr>
+          <w:ilvl w:val="3"/>
+          <w:numId w:val="7"/>
+        </w:numPr>
+      </w:pPr>
+      <w:proofErr w:type="spellStart"/>
+      <w:r>
+        <w:t>queuosine</w:t>
+      </w:r>
+      <w:proofErr w:type="spellEnd"/>
+      <w:r>
+        <w:t xml:space="preserve"> / preQ0 biosynthesis</w:t>
+      </w:r>
+    </w:p>
+    <w:p>
+      <w:pPr>
+        <w:pStyle w:val="ListParagraph"/>
+        <w:numPr>
+          <w:ilvl w:val="4"/>
+          <w:numId w:val="7"/>
+        </w:numPr>
+      </w:pPr>
+      <w:proofErr w:type="spellStart"/>
+      <w:r>
+        <w:t>Queuosine</w:t>
+      </w:r>
+      <w:proofErr w:type="spellEnd"/>
+      <w:r>
+        <w:t xml:space="preserve"> is a modified base in tRNA that improves translation fidelity under stress</w:t>
+      </w:r>
+    </w:p>
+    <w:p>
+      <w:pPr>
+        <w:pStyle w:val="ListParagraph"/>
+        <w:numPr>
+          <w:ilvl w:val="3"/>
+          <w:numId w:val="7"/>
+        </w:numPr>
+      </w:pPr>
+      <w:r>
+        <w:t>S-adenosyl-L-methionine salvage I</w:t>
+      </w:r>
+    </w:p>
+    <w:p>
+      <w:pPr>
+        <w:pStyle w:val="ListParagraph"/>
+        <w:numPr>
+          <w:ilvl w:val="4"/>
+          <w:numId w:val="7"/>
+        </w:numPr>
+      </w:pPr>
+      <w:r>
+        <w:t>SAM is key for methylation, DNA repair, and RNA stability — supports cellular stress adaptation</w:t>
+      </w:r>
+    </w:p>
+    <w:p>
+      <w:pPr>
+        <w:pStyle w:val="ListParagraph"/>
+        <w:numPr>
+          <w:ilvl w:val="3"/>
+          <w:numId w:val="7"/>
+        </w:numPr>
+      </w:pPr>
+      <w:r>
+        <w:t>preQ0 biosynthesis</w:t>
+      </w:r>
+    </w:p>
+    <w:p>
+      <w:pPr>
+        <w:pStyle w:val="ListParagraph"/>
+        <w:numPr>
+          <w:ilvl w:val="4"/>
+          <w:numId w:val="7"/>
+        </w:numPr>
+      </w:pPr>
+      <w:r>
         <w:lastRenderedPageBreak/>
-        <w:t>salvage pathway</w:t>
-      </w:r>
-    </w:p>
-    <w:p>
-      <w:pPr>
-        <w:pStyle w:val="ListParagraph"/>
-        <w:numPr>
-          <w:ilvl w:val="2"/>
-          <w:numId w:val="7"/>
-        </w:numPr>
-      </w:pPr>
-      <w:r>
-        <w:t>Nucleotide Salvage and Recycling</w:t>
-      </w:r>
-    </w:p>
-    <w:p>
-      <w:pPr>
-        <w:pStyle w:val="ListParagraph"/>
-        <w:numPr>
-          <w:ilvl w:val="3"/>
-          <w:numId w:val="7"/>
-        </w:numPr>
-      </w:pPr>
-      <w:r>
-        <w:t>pyrimidine deoxyribonucleoside salvage</w:t>
-      </w:r>
-    </w:p>
-    <w:p>
-      <w:pPr>
-        <w:pStyle w:val="ListParagraph"/>
-        <w:numPr>
-          <w:ilvl w:val="4"/>
-          <w:numId w:val="7"/>
-        </w:numPr>
-      </w:pPr>
-      <w:r>
-        <w:t>Indicates DNA salvage — common during stress-induced DNA damage</w:t>
-      </w:r>
-    </w:p>
-    <w:p>
-      <w:pPr>
-        <w:pStyle w:val="ListParagraph"/>
-        <w:numPr>
-          <w:ilvl w:val="3"/>
-          <w:numId w:val="7"/>
-        </w:numPr>
-      </w:pPr>
-      <w:r>
-        <w:t>adenosine nucleotides degradation I</w:t>
-      </w:r>
-    </w:p>
-    <w:p>
-      <w:pPr>
-        <w:pStyle w:val="ListParagraph"/>
-        <w:numPr>
-          <w:ilvl w:val="4"/>
-          <w:numId w:val="7"/>
-        </w:numPr>
-      </w:pPr>
-      <w:r>
-        <w:t>Suggests recycling of nucleotides under energy or biosynthetic stress</w:t>
-      </w:r>
-    </w:p>
-    <w:p>
-      <w:pPr>
-        <w:pStyle w:val="ListParagraph"/>
-        <w:numPr>
-          <w:ilvl w:val="3"/>
-          <w:numId w:val="7"/>
-        </w:numPr>
-      </w:pPr>
-      <w:r>
-        <w:t>adenine and adenosine salvage III</w:t>
-      </w:r>
-    </w:p>
-    <w:p>
-      <w:pPr>
-        <w:pStyle w:val="ListParagraph"/>
-        <w:numPr>
-          <w:ilvl w:val="4"/>
-          <w:numId w:val="7"/>
-        </w:numPr>
-      </w:pPr>
-      <w:r>
-        <w:t>Enhances nucleotide recovery to meet increased demand</w:t>
-      </w:r>
-    </w:p>
-    <w:p>
-      <w:pPr>
-        <w:pStyle w:val="ListParagraph"/>
-        <w:numPr>
-          <w:ilvl w:val="2"/>
-          <w:numId w:val="7"/>
-        </w:numPr>
-      </w:pPr>
-      <w:r>
-        <w:t>tRNA Modification and Methylation for Stress Resilience</w:t>
-      </w:r>
-    </w:p>
-    <w:p>
-      <w:pPr>
-        <w:pStyle w:val="ListParagraph"/>
-        <w:numPr>
-          <w:ilvl w:val="3"/>
-          <w:numId w:val="7"/>
-        </w:numPr>
-      </w:pPr>
+        <w:t xml:space="preserve">Precursor to </w:t>
+      </w:r>
       <w:proofErr w:type="spellStart"/>
       <w:r>
         <w:t>queuosine</w:t>
       </w:r>
       <w:proofErr w:type="spellEnd"/>
       <w:r>
-        <w:t xml:space="preserve"> / preQ0 biosynthesis</w:t>
-      </w:r>
-    </w:p>
-    <w:p>
-      <w:pPr>
-        <w:pStyle w:val="ListParagraph"/>
-        <w:numPr>
-          <w:ilvl w:val="4"/>
-          <w:numId w:val="7"/>
-        </w:numPr>
-      </w:pPr>
-      <w:proofErr w:type="spellStart"/>
-      <w:r>
-        <w:t>Queuosine</w:t>
-      </w:r>
-      <w:proofErr w:type="spellEnd"/>
-      <w:r>
-        <w:t xml:space="preserve"> is a modified base in tRNA that improves translation fidelity under stress</w:t>
-      </w:r>
-    </w:p>
-    <w:p>
-      <w:pPr>
-        <w:pStyle w:val="ListParagraph"/>
-        <w:numPr>
-          <w:ilvl w:val="3"/>
-          <w:numId w:val="7"/>
-        </w:numPr>
-      </w:pPr>
-      <w:r>
-        <w:t>S-adenosyl-L-methionine salvage I</w:t>
-      </w:r>
-    </w:p>
-    <w:p>
-      <w:pPr>
-        <w:pStyle w:val="ListParagraph"/>
-        <w:numPr>
-          <w:ilvl w:val="4"/>
-          <w:numId w:val="7"/>
-        </w:numPr>
-      </w:pPr>
-      <w:r>
-        <w:t>SAM is key for methylation, DNA repair, and RNA stability — supports cellular stress adaptation</w:t>
-      </w:r>
-    </w:p>
-    <w:p>
-      <w:pPr>
-        <w:pStyle w:val="ListParagraph"/>
-        <w:numPr>
-          <w:ilvl w:val="3"/>
-          <w:numId w:val="7"/>
-        </w:numPr>
-      </w:pPr>
-      <w:r>
-        <w:t>preQ0 biosynthesis</w:t>
-      </w:r>
-    </w:p>
-    <w:p>
-      <w:pPr>
-        <w:pStyle w:val="ListParagraph"/>
-        <w:numPr>
-          <w:ilvl w:val="4"/>
-          <w:numId w:val="7"/>
-        </w:numPr>
-      </w:pPr>
-      <w:r>
-        <w:t xml:space="preserve">Precursor to </w:t>
-      </w:r>
-      <w:proofErr w:type="spellStart"/>
-      <w:r>
-        <w:t>queuosine</w:t>
-      </w:r>
-      <w:proofErr w:type="spellEnd"/>
-      <w:r>
         <w:t>, a tRNA modification associated with stress-resilient translation</w:t>
       </w:r>
     </w:p>
@@ -4775,11 +4908,11 @@
         <w:t>tRNA charging</w:t>
       </w:r>
     </w:p>
-    <w:p>
-      <w:pPr>
-        <w:pStyle w:val="ListParagraph"/>
-        <w:ind w:left="2880"/>
-      </w:pPr>
+    <w:p/>
+    <w:p>
+      <w:r>
+        <w:tab/>
+      </w:r>
     </w:p>
     <w:sectPr>
       <w:pgSz w:w="12240" w:h="15840"/>
@@ -6054,6 +6187,15 @@
   <w:style w:type="paragraph" w:default="1" w:styleId="Normal">
     <w:name w:val="Normal"/>
     <w:qFormat/>
+    <w:rsid w:val="00FB0AD0"/>
+    <w:pPr>
+      <w:spacing w:after="0" w:line="240" w:lineRule="auto"/>
+    </w:pPr>
+    <w:rPr>
+      <w:rFonts w:ascii="Times New Roman" w:eastAsia="Times New Roman" w:hAnsi="Times New Roman" w:cs="Times New Roman"/>
+      <w:kern w:val="0"/>
+      <w14:ligatures w14:val="none"/>
+    </w:rPr>
   </w:style>
   <w:style w:type="paragraph" w:styleId="Heading1">
     <w:name w:val="heading 1"/>
@@ -6066,14 +6208,16 @@
     <w:pPr>
       <w:keepNext/>
       <w:keepLines/>
-      <w:spacing w:before="360" w:after="80"/>
+      <w:spacing w:before="360" w:after="80" w:line="278" w:lineRule="auto"/>
       <w:outlineLvl w:val="0"/>
     </w:pPr>
     <w:rPr>
       <w:rFonts w:asciiTheme="majorHAnsi" w:eastAsiaTheme="majorEastAsia" w:hAnsiTheme="majorHAnsi" w:cstheme="majorBidi"/>
       <w:color w:val="0F4761" w:themeColor="accent1" w:themeShade="BF"/>
+      <w:kern w:val="2"/>
       <w:sz w:val="40"/>
       <w:szCs w:val="40"/>
+      <w14:ligatures w14:val="standardContextual"/>
     </w:rPr>
   </w:style>
   <w:style w:type="paragraph" w:styleId="Heading2">
@@ -6089,14 +6233,16 @@
     <w:pPr>
       <w:keepNext/>
       <w:keepLines/>
-      <w:spacing w:before="160" w:after="80"/>
+      <w:spacing w:before="160" w:after="80" w:line="278" w:lineRule="auto"/>
       <w:outlineLvl w:val="1"/>
     </w:pPr>
     <w:rPr>
       <w:rFonts w:asciiTheme="majorHAnsi" w:eastAsiaTheme="majorEastAsia" w:hAnsiTheme="majorHAnsi" w:cstheme="majorBidi"/>
       <w:color w:val="0F4761" w:themeColor="accent1" w:themeShade="BF"/>
+      <w:kern w:val="2"/>
       <w:sz w:val="32"/>
       <w:szCs w:val="32"/>
+      <w14:ligatures w14:val="standardContextual"/>
     </w:rPr>
   </w:style>
   <w:style w:type="paragraph" w:styleId="Heading3">
@@ -6112,14 +6258,16 @@
     <w:pPr>
       <w:keepNext/>
       <w:keepLines/>
-      <w:spacing w:before="160" w:after="80"/>
+      <w:spacing w:before="160" w:after="80" w:line="278" w:lineRule="auto"/>
       <w:outlineLvl w:val="2"/>
     </w:pPr>
     <w:rPr>
-      <w:rFonts w:eastAsiaTheme="majorEastAsia" w:cstheme="majorBidi"/>
+      <w:rFonts w:asciiTheme="minorHAnsi" w:eastAsiaTheme="majorEastAsia" w:hAnsiTheme="minorHAnsi" w:cstheme="majorBidi"/>
       <w:color w:val="0F4761" w:themeColor="accent1" w:themeShade="BF"/>
+      <w:kern w:val="2"/>
       <w:sz w:val="28"/>
       <w:szCs w:val="28"/>
+      <w14:ligatures w14:val="standardContextual"/>
     </w:rPr>
   </w:style>
   <w:style w:type="paragraph" w:styleId="Heading4">
@@ -6135,14 +6283,16 @@
     <w:pPr>
       <w:keepNext/>
       <w:keepLines/>
-      <w:spacing w:before="80" w:after="40"/>
+      <w:spacing w:before="80" w:after="40" w:line="278" w:lineRule="auto"/>
       <w:outlineLvl w:val="3"/>
     </w:pPr>
     <w:rPr>
-      <w:rFonts w:eastAsiaTheme="majorEastAsia" w:cstheme="majorBidi"/>
+      <w:rFonts w:asciiTheme="minorHAnsi" w:eastAsiaTheme="majorEastAsia" w:hAnsiTheme="minorHAnsi" w:cstheme="majorBidi"/>
       <w:i/>
       <w:iCs/>
       <w:color w:val="0F4761" w:themeColor="accent1" w:themeShade="BF"/>
+      <w:kern w:val="2"/>
+      <w14:ligatures w14:val="standardContextual"/>
     </w:rPr>
   </w:style>
   <w:style w:type="paragraph" w:styleId="Heading5">
@@ -6158,12 +6308,14 @@
     <w:pPr>
       <w:keepNext/>
       <w:keepLines/>
-      <w:spacing w:before="80" w:after="40"/>
+      <w:spacing w:before="80" w:after="40" w:line="278" w:lineRule="auto"/>
       <w:outlineLvl w:val="4"/>
     </w:pPr>
     <w:rPr>
-      <w:rFonts w:eastAsiaTheme="majorEastAsia" w:cstheme="majorBidi"/>
+      <w:rFonts w:asciiTheme="minorHAnsi" w:eastAsiaTheme="majorEastAsia" w:hAnsiTheme="minorHAnsi" w:cstheme="majorBidi"/>
       <w:color w:val="0F4761" w:themeColor="accent1" w:themeShade="BF"/>
+      <w:kern w:val="2"/>
+      <w14:ligatures w14:val="standardContextual"/>
     </w:rPr>
   </w:style>
   <w:style w:type="paragraph" w:styleId="Heading6">
@@ -6179,14 +6331,16 @@
     <w:pPr>
       <w:keepNext/>
       <w:keepLines/>
-      <w:spacing w:before="40" w:after="0"/>
+      <w:spacing w:before="40" w:line="278" w:lineRule="auto"/>
       <w:outlineLvl w:val="5"/>
     </w:pPr>
     <w:rPr>
-      <w:rFonts w:eastAsiaTheme="majorEastAsia" w:cstheme="majorBidi"/>
+      <w:rFonts w:asciiTheme="minorHAnsi" w:eastAsiaTheme="majorEastAsia" w:hAnsiTheme="minorHAnsi" w:cstheme="majorBidi"/>
       <w:i/>
       <w:iCs/>
       <w:color w:val="595959" w:themeColor="text1" w:themeTint="A6"/>
+      <w:kern w:val="2"/>
+      <w14:ligatures w14:val="standardContextual"/>
     </w:rPr>
   </w:style>
   <w:style w:type="paragraph" w:styleId="Heading7">
@@ -6202,12 +6356,14 @@
     <w:pPr>
       <w:keepNext/>
       <w:keepLines/>
-      <w:spacing w:before="40" w:after="0"/>
+      <w:spacing w:before="40" w:line="278" w:lineRule="auto"/>
       <w:outlineLvl w:val="6"/>
     </w:pPr>
     <w:rPr>
-      <w:rFonts w:eastAsiaTheme="majorEastAsia" w:cstheme="majorBidi"/>
+      <w:rFonts w:asciiTheme="minorHAnsi" w:eastAsiaTheme="majorEastAsia" w:hAnsiTheme="minorHAnsi" w:cstheme="majorBidi"/>
       <w:color w:val="595959" w:themeColor="text1" w:themeTint="A6"/>
+      <w:kern w:val="2"/>
+      <w14:ligatures w14:val="standardContextual"/>
     </w:rPr>
   </w:style>
   <w:style w:type="paragraph" w:styleId="Heading8">
@@ -6223,14 +6379,16 @@
     <w:pPr>
       <w:keepNext/>
       <w:keepLines/>
-      <w:spacing w:after="0"/>
+      <w:spacing w:line="278" w:lineRule="auto"/>
       <w:outlineLvl w:val="7"/>
     </w:pPr>
     <w:rPr>
-      <w:rFonts w:eastAsiaTheme="majorEastAsia" w:cstheme="majorBidi"/>
+      <w:rFonts w:asciiTheme="minorHAnsi" w:eastAsiaTheme="majorEastAsia" w:hAnsiTheme="minorHAnsi" w:cstheme="majorBidi"/>
       <w:i/>
       <w:iCs/>
       <w:color w:val="272727" w:themeColor="text1" w:themeTint="D8"/>
+      <w:kern w:val="2"/>
+      <w14:ligatures w14:val="standardContextual"/>
     </w:rPr>
   </w:style>
   <w:style w:type="paragraph" w:styleId="Heading9">
@@ -6246,12 +6404,14 @@
     <w:pPr>
       <w:keepNext/>
       <w:keepLines/>
-      <w:spacing w:after="0"/>
+      <w:spacing w:line="278" w:lineRule="auto"/>
       <w:outlineLvl w:val="8"/>
     </w:pPr>
     <w:rPr>
-      <w:rFonts w:eastAsiaTheme="majorEastAsia" w:cstheme="majorBidi"/>
+      <w:rFonts w:asciiTheme="minorHAnsi" w:eastAsiaTheme="majorEastAsia" w:hAnsiTheme="minorHAnsi" w:cstheme="majorBidi"/>
       <w:color w:val="272727" w:themeColor="text1" w:themeTint="D8"/>
+      <w:kern w:val="2"/>
+      <w14:ligatures w14:val="standardContextual"/>
     </w:rPr>
   </w:style>
   <w:style w:type="character" w:default="1" w:styleId="DefaultParagraphFont">
@@ -6409,7 +6569,7 @@
     <w:qFormat/>
     <w:rsid w:val="003A6654"/>
     <w:pPr>
-      <w:spacing w:after="80" w:line="240" w:lineRule="auto"/>
+      <w:spacing w:after="80"/>
       <w:contextualSpacing/>
     </w:pPr>
     <w:rPr>
@@ -6418,6 +6578,7 @@
       <w:kern w:val="28"/>
       <w:sz w:val="56"/>
       <w:szCs w:val="56"/>
+      <w14:ligatures w14:val="standardContextual"/>
     </w:rPr>
   </w:style>
   <w:style w:type="character" w:customStyle="1" w:styleId="TitleChar">
@@ -6446,13 +6607,16 @@
       <w:numPr>
         <w:ilvl w:val="1"/>
       </w:numPr>
+      <w:spacing w:after="160" w:line="278" w:lineRule="auto"/>
     </w:pPr>
     <w:rPr>
-      <w:rFonts w:eastAsiaTheme="majorEastAsia" w:cstheme="majorBidi"/>
+      <w:rFonts w:asciiTheme="minorHAnsi" w:eastAsiaTheme="majorEastAsia" w:hAnsiTheme="minorHAnsi" w:cstheme="majorBidi"/>
       <w:color w:val="595959" w:themeColor="text1" w:themeTint="A6"/>
       <w:spacing w:val="15"/>
+      <w:kern w:val="2"/>
       <w:sz w:val="28"/>
       <w:szCs w:val="28"/>
+      <w14:ligatures w14:val="standardContextual"/>
     </w:rPr>
   </w:style>
   <w:style w:type="character" w:customStyle="1" w:styleId="SubtitleChar">
@@ -6478,13 +6642,16 @@
     <w:qFormat/>
     <w:rsid w:val="003A6654"/>
     <w:pPr>
-      <w:spacing w:before="160"/>
+      <w:spacing w:before="160" w:after="160" w:line="278" w:lineRule="auto"/>
       <w:jc w:val="center"/>
     </w:pPr>
     <w:rPr>
+      <w:rFonts w:asciiTheme="minorHAnsi" w:eastAsiaTheme="minorHAnsi" w:hAnsiTheme="minorHAnsi" w:cstheme="minorBidi"/>
       <w:i/>
       <w:iCs/>
       <w:color w:val="404040" w:themeColor="text1" w:themeTint="BF"/>
+      <w:kern w:val="2"/>
+      <w14:ligatures w14:val="standardContextual"/>
     </w:rPr>
   </w:style>
   <w:style w:type="character" w:customStyle="1" w:styleId="QuoteChar">
@@ -6506,9 +6673,15 @@
     <w:qFormat/>
     <w:rsid w:val="003A6654"/>
     <w:pPr>
+      <w:spacing w:after="160" w:line="278" w:lineRule="auto"/>
       <w:ind w:left="720"/>
       <w:contextualSpacing/>
     </w:pPr>
+    <w:rPr>
+      <w:rFonts w:asciiTheme="minorHAnsi" w:eastAsiaTheme="minorHAnsi" w:hAnsiTheme="minorHAnsi" w:cstheme="minorBidi"/>
+      <w:kern w:val="2"/>
+      <w14:ligatures w14:val="standardContextual"/>
+    </w:rPr>
   </w:style>
   <w:style w:type="character" w:styleId="IntenseEmphasis">
     <w:name w:val="Intense Emphasis"/>
@@ -6535,14 +6708,17 @@
         <w:top w:val="single" w:sz="4" w:space="10" w:color="0F4761" w:themeColor="accent1" w:themeShade="BF"/>
         <w:bottom w:val="single" w:sz="4" w:space="10" w:color="0F4761" w:themeColor="accent1" w:themeShade="BF"/>
       </w:pBdr>
-      <w:spacing w:before="360" w:after="360"/>
+      <w:spacing w:before="360" w:after="360" w:line="278" w:lineRule="auto"/>
       <w:ind w:left="864" w:right="864"/>
       <w:jc w:val="center"/>
     </w:pPr>
     <w:rPr>
+      <w:rFonts w:asciiTheme="minorHAnsi" w:eastAsiaTheme="minorHAnsi" w:hAnsiTheme="minorHAnsi" w:cstheme="minorBidi"/>
       <w:i/>
       <w:iCs/>
       <w:color w:val="0F4761" w:themeColor="accent1" w:themeShade="BF"/>
+      <w:kern w:val="2"/>
+      <w14:ligatures w14:val="standardContextual"/>
     </w:rPr>
   </w:style>
   <w:style w:type="character" w:customStyle="1" w:styleId="IntenseQuoteChar">
